--- a/Unity_Kit/contents/Module04_RenderingPipelineAndShaderProgramming/Lab03_SimpleTriangle/Lab03_SimpleTriangle.docx
+++ b/Unity_Kit/contents/Module04_RenderingPipelineAndShaderProgramming/Lab03_SimpleTriangle/Lab03_SimpleTriangle.docx
@@ -1,6 +1,6 @@
 
 <file path=word/document.xml><?xml version="1.0" encoding="utf-8"?>
-<w:document xmlns:wpc="http://schemas.microsoft.com/office/word/2010/wordprocessingCanvas" xmlns:cx="http://schemas.microsoft.com/office/drawing/2014/chartex" xmlns:cx1="http://schemas.microsoft.com/office/drawing/2015/9/8/chartex" xmlns:cx2="http://schemas.microsoft.com/office/drawing/2015/10/21/chartex" xmlns:cx3="http://schemas.microsoft.com/office/drawing/2016/5/9/chartex" xmlns:cx4="http://schemas.microsoft.com/office/drawing/2016/5/10/chartex" xmlns:cx5="http://schemas.microsoft.com/office/drawing/2016/5/11/chartex" xmlns:cx6="http://schemas.microsoft.com/office/drawing/2016/5/12/chartex" xmlns:cx7="http://schemas.microsoft.com/office/drawing/2016/5/13/chartex" xmlns:cx8="http://schemas.microsoft.com/office/drawing/2016/5/14/chartex" xmlns:mc="http://schemas.openxmlformats.org/markup-compatibility/2006" xmlns:aink="http://schemas.microsoft.com/office/drawing/2016/ink" xmlns:am3d="http://schemas.microsoft.com/office/drawing/2017/model3d" xmlns:o="urn:schemas-microsoft-com:office:office" xmlns:r="http://schemas.openxmlformats.org/officeDocument/2006/relationships" xmlns:m="http://schemas.openxmlformats.org/officeDocument/2006/math" xmlns:v="urn:schemas-microsoft-com:vml" xmlns:wp14="http://schemas.microsoft.com/office/word/2010/wordprocessingDrawing" xmlns:wp="http://schemas.openxmlformats.org/drawingml/2006/wordprocessingDrawing" xmlns:w10="urn:schemas-microsoft-com:office:word" xmlns:w="http://schemas.openxmlformats.org/wordprocessingml/2006/main" xmlns:w14="http://schemas.microsoft.com/office/word/2010/wordml" xmlns:w15="http://schemas.microsoft.com/office/word/2012/wordml" xmlns:w16cid="http://schemas.microsoft.com/office/word/2016/wordml/cid" xmlns:w16se="http://schemas.microsoft.com/office/word/2015/wordml/symex" xmlns:wpg="http://schemas.microsoft.com/office/word/2010/wordprocessingGroup" xmlns:wpi="http://schemas.microsoft.com/office/word/2010/wordprocessingInk" xmlns:wne="http://schemas.microsoft.com/office/word/2006/wordml" xmlns:wps="http://schemas.microsoft.com/office/word/2010/wordprocessingShape" mc:Ignorable="w14 w15 w16se w16cid wp14">
+<w:document xmlns:wpc="http://schemas.microsoft.com/office/word/2010/wordprocessingCanvas" xmlns:cx="http://schemas.microsoft.com/office/drawing/2014/chartex" xmlns:cx1="http://schemas.microsoft.com/office/drawing/2015/9/8/chartex" xmlns:cx2="http://schemas.microsoft.com/office/drawing/2015/10/21/chartex" xmlns:cx3="http://schemas.microsoft.com/office/drawing/2016/5/9/chartex" xmlns:cx4="http://schemas.microsoft.com/office/drawing/2016/5/10/chartex" xmlns:cx5="http://schemas.microsoft.com/office/drawing/2016/5/11/chartex" xmlns:cx6="http://schemas.microsoft.com/office/drawing/2016/5/12/chartex" xmlns:cx7="http://schemas.microsoft.com/office/drawing/2016/5/13/chartex" xmlns:cx8="http://schemas.microsoft.com/office/drawing/2016/5/14/chartex" xmlns:mc="http://schemas.openxmlformats.org/markup-compatibility/2006" xmlns:aink="http://schemas.microsoft.com/office/drawing/2016/ink" xmlns:am3d="http://schemas.microsoft.com/office/drawing/2017/model3d" xmlns:o="urn:schemas-microsoft-com:office:office" xmlns:oel="http://schemas.microsoft.com/office/2019/extlst" xmlns:r="http://schemas.openxmlformats.org/officeDocument/2006/relationships" xmlns:m="http://schemas.openxmlformats.org/officeDocument/2006/math" xmlns:v="urn:schemas-microsoft-com:vml" xmlns:wp14="http://schemas.microsoft.com/office/word/2010/wordprocessingDrawing" xmlns:wp="http://schemas.openxmlformats.org/drawingml/2006/wordprocessingDrawing" xmlns:w10="urn:schemas-microsoft-com:office:word" xmlns:w="http://schemas.openxmlformats.org/wordprocessingml/2006/main" xmlns:w14="http://schemas.microsoft.com/office/word/2010/wordml" xmlns:w15="http://schemas.microsoft.com/office/word/2012/wordml" xmlns:w16cex="http://schemas.microsoft.com/office/word/2018/wordml/cex" xmlns:w16cid="http://schemas.microsoft.com/office/word/2016/wordml/cid" xmlns:w16="http://schemas.microsoft.com/office/word/2018/wordml" xmlns:w16du="http://schemas.microsoft.com/office/word/2023/wordml/word16du" xmlns:w16sdtdh="http://schemas.microsoft.com/office/word/2020/wordml/sdtdatahash" xmlns:w16sdtfl="http://schemas.microsoft.com/office/word/2024/wordml/sdtformatlock" xmlns:w16se="http://schemas.microsoft.com/office/word/2015/wordml/symex" xmlns:wpg="http://schemas.microsoft.com/office/word/2010/wordprocessingGroup" xmlns:wpi="http://schemas.microsoft.com/office/word/2010/wordprocessingInk" xmlns:wne="http://schemas.microsoft.com/office/word/2006/wordml" xmlns:wps="http://schemas.microsoft.com/office/word/2010/wordprocessingShape" mc:Ignorable="w14 w15 w16se w16cid w16 w16cex w16sdtdh w16sdtfl w16du wp14">
   <w:body>
     <w:p>
       <w:pPr>
@@ -120,7 +120,19 @@
         <w:rPr>
           <w:b/>
         </w:rPr>
-        <w:t>Issue 1.0</w:t>
+        <w:t xml:space="preserve">Issue </w:t>
+      </w:r>
+      <w:r>
+        <w:rPr>
+          <w:b/>
+        </w:rPr>
+        <w:t>2</w:t>
+      </w:r>
+      <w:r>
+        <w:rPr>
+          <w:b/>
+        </w:rPr>
+        <w:t>.0</w:t>
       </w:r>
     </w:p>
     <w:p>
@@ -609,8 +621,6 @@
         </w:rPr>
         <w:br w:type="page"/>
       </w:r>
-      <w:bookmarkStart w:id="2" w:name="_GoBack"/>
-      <w:bookmarkEnd w:id="2"/>
     </w:p>
     <w:p>
       <w:pPr>
@@ -624,11 +634,11 @@
         <w:lastRenderedPageBreak/>
         <w:t xml:space="preserve"> </w:t>
       </w:r>
-      <w:bookmarkStart w:id="3" w:name="_Toc36027156"/>
+      <w:bookmarkStart w:id="2" w:name="_Toc36027156"/>
       <w:r>
         <w:t>Introduction</w:t>
       </w:r>
-      <w:bookmarkEnd w:id="3"/>
+      <w:bookmarkEnd w:id="2"/>
     </w:p>
     <w:p>
       <w:pPr>
@@ -645,7 +655,31 @@
         <w:t xml:space="preserve"> </w:t>
       </w:r>
       <w:r>
-        <w:t>up the basics of our application and developed a basic understanding of shaders and how they are useful in graphics, we can start to apply this knowledge to creating interesting things! We will begin with the creation of a simple triangle. This lab will primarily alter/add code in the native-lib.cpp file.</w:t>
+        <w:t>up the basics of our application and developed a</w:t>
+      </w:r>
+      <w:r>
+        <w:t xml:space="preserve">n initial </w:t>
+      </w:r>
+      <w:r>
+        <w:t>understanding of shaders and how they are useful in graphics, we can start to apply this knowledge to creat</w:t>
+      </w:r>
+      <w:r>
+        <w:t>e</w:t>
+      </w:r>
+      <w:r>
+        <w:t xml:space="preserve"> interesting things</w:t>
+      </w:r>
+      <w:r>
+        <w:t>.</w:t>
+      </w:r>
+      <w:r>
+        <w:t xml:space="preserve"> We will begin with a simple triangle. This lab will primarily alter</w:t>
+      </w:r>
+      <w:r>
+        <w:t xml:space="preserve"> and </w:t>
+      </w:r>
+      <w:r>
+        <w:t>add code in the native-lib.cpp file.</w:t>
       </w:r>
     </w:p>
     <w:p>
@@ -661,7 +695,7 @@
       <w:r>
         <w:t xml:space="preserve"> </w:t>
       </w:r>
-      <w:bookmarkStart w:id="4" w:name="_Toc36027157"/>
+      <w:bookmarkStart w:id="3" w:name="_Toc36027157"/>
       <w:r>
         <w:t xml:space="preserve">Creating </w:t>
       </w:r>
@@ -671,14 +705,46 @@
       <w:r>
         <w:t>new Project + Native includes</w:t>
       </w:r>
-      <w:bookmarkEnd w:id="4"/>
+      <w:bookmarkEnd w:id="3"/>
     </w:p>
     <w:p>
       <w:pPr>
         <w:jc w:val="both"/>
       </w:pPr>
       <w:r>
-        <w:t>The previous project will act as the starting point of this one. Simply copy the code across or create a new project and include the files. Remember to rename the project and everything specific to the name to SimpleTriangle, otherwise things such as packages and C functions in Java will not work.</w:t>
+        <w:t>The previous project act</w:t>
+      </w:r>
+      <w:r>
+        <w:t>s</w:t>
+      </w:r>
+      <w:r>
+        <w:t xml:space="preserve"> as the starting point </w:t>
+      </w:r>
+      <w:r>
+        <w:t>for</w:t>
+      </w:r>
+      <w:r>
+        <w:t xml:space="preserve"> this one. Simply copy the code across or create a new project and include the files. Remember to rename the project and everything specific to the name to </w:t>
+      </w:r>
+      <w:r>
+        <w:t>“</w:t>
+      </w:r>
+      <w:proofErr w:type="spellStart"/>
+      <w:r>
+        <w:t>SimpleTriangle</w:t>
+      </w:r>
+      <w:proofErr w:type="spellEnd"/>
+      <w:r>
+        <w:t>”</w:t>
+      </w:r>
+      <w:r>
+        <w:t>, otherwise</w:t>
+      </w:r>
+      <w:r>
+        <w:t>,</w:t>
+      </w:r>
+      <w:r>
+        <w:t xml:space="preserve"> things such as packages and C functions in Java will not work.</w:t>
       </w:r>
     </w:p>
     <w:p>
@@ -698,7 +764,13 @@
         <w:t>several</w:t>
       </w:r>
       <w:r>
-        <w:t xml:space="preserve"> includes so we have the adequate support to complete the project:</w:t>
+        <w:t xml:space="preserve"> includes so</w:t>
+      </w:r>
+      <w:r>
+        <w:t xml:space="preserve"> that</w:t>
+      </w:r>
+      <w:r>
+        <w:t xml:space="preserve"> we have adequate support to complete the project:</w:t>
       </w:r>
     </w:p>
     <w:p>
@@ -1080,21 +1152,47 @@
       <w:r>
         <w:t xml:space="preserve"> </w:t>
       </w:r>
-      <w:bookmarkStart w:id="5" w:name="_Toc36027158"/>
+      <w:bookmarkStart w:id="4" w:name="_Toc36027158"/>
       <w:r>
         <w:t>Shader loading</w:t>
       </w:r>
-      <w:bookmarkEnd w:id="5"/>
+      <w:bookmarkEnd w:id="4"/>
     </w:p>
     <w:p>
       <w:pPr>
         <w:jc w:val="both"/>
       </w:pPr>
       <w:r>
-        <w:t xml:space="preserve">Now that we have an understanding of shaders and how they can be implemented using OpenGL ES, let’s get started with coding them for our simple triangle! </w:t>
-      </w:r>
-      <w:r>
-        <w:t>The following code is to be added to the native-lib.cpp file.</w:t>
+        <w:t xml:space="preserve">Now that we </w:t>
+      </w:r>
+      <w:proofErr w:type="gramStart"/>
+      <w:r>
+        <w:t>have an understanding of</w:t>
+      </w:r>
+      <w:proofErr w:type="gramEnd"/>
+      <w:r>
+        <w:t xml:space="preserve"> shaders and how they can be implemented using OpenGL ES, let’s get started with coding them for </w:t>
+      </w:r>
+      <w:r>
+        <w:t>a</w:t>
+      </w:r>
+      <w:r>
+        <w:t xml:space="preserve"> simple triangle</w:t>
+      </w:r>
+      <w:r>
+        <w:t>.</w:t>
+      </w:r>
+      <w:r>
+        <w:t xml:space="preserve"> </w:t>
+      </w:r>
+      <w:r>
+        <w:t xml:space="preserve">The following code </w:t>
+      </w:r>
+      <w:r>
+        <w:t>must</w:t>
+      </w:r>
+      <w:r>
+        <w:t xml:space="preserve"> be added to the native-lib.cpp file.</w:t>
       </w:r>
     </w:p>
     <w:p>
@@ -1102,7 +1200,13 @@
         <w:jc w:val="both"/>
       </w:pPr>
       <w:r>
-        <w:t>We start by creating an array that will be our vertex shader source code. The first line of the shader code declares an attribute called “</w:t>
+        <w:t xml:space="preserve">We start by creating an array that will </w:t>
+      </w:r>
+      <w:r>
+        <w:t xml:space="preserve">contain </w:t>
+      </w:r>
+      <w:r>
+        <w:t>our vertex shader source code. The first line of the shader code declares an attribute called “</w:t>
       </w:r>
       <w:proofErr w:type="spellStart"/>
       <w:r>
@@ -1113,10 +1217,16 @@
         <w:t xml:space="preserve">”. The main function then begins. The </w:t>
       </w:r>
       <w:r>
-        <w:t>next line of note</w:t>
-      </w:r>
-      <w:r>
-        <w:t xml:space="preserve"> sets the final position of the vertex using our attribute.</w:t>
+        <w:t xml:space="preserve">next </w:t>
+      </w:r>
+      <w:r>
+        <w:t xml:space="preserve">noteworthy </w:t>
+      </w:r>
+      <w:r>
+        <w:t xml:space="preserve">line </w:t>
+      </w:r>
+      <w:r>
+        <w:t>sets the final position of the vertex using our attribute.</w:t>
       </w:r>
     </w:p>
     <w:p>
@@ -1345,27 +1455,44 @@
       </w:pPr>
       <w:r>
         <w:lastRenderedPageBreak/>
-        <w:t>Next, we need to write the code for our fragment shader. Again, we begin by creating the array that will house the source code for the shader. The first line of the shader code sets the precision the GPU will uphold when calculating floats.</w:t>
+        <w:t xml:space="preserve">Next, we need to write the code for our fragment shader. Again, we begin by creating </w:t>
+      </w:r>
+      <w:proofErr w:type="gramStart"/>
+      <w:r>
+        <w:t>the</w:t>
+      </w:r>
+      <w:proofErr w:type="gramEnd"/>
+      <w:r>
+        <w:t xml:space="preserve"> array that will </w:t>
+      </w:r>
+      <w:r>
+        <w:t>contain</w:t>
+      </w:r>
+      <w:r>
+        <w:t xml:space="preserve"> </w:t>
+      </w:r>
+      <w:r>
+        <w:t>the source code for the shader. The first line of the shader code sets the precision the GPU will uphold when calculating floats.</w:t>
       </w:r>
       <w:r>
         <w:rPr>
           <w:lang w:eastAsia="en-GB"/>
         </w:rPr>
-        <w:t xml:space="preserve"> We want to assign the </w:t>
-      </w:r>
-      <w:proofErr w:type="spellStart"/>
+        <w:t xml:space="preserve"> We want to assign </w:t>
+      </w:r>
+      <w:proofErr w:type="gramStart"/>
       <w:r>
         <w:rPr>
           <w:lang w:eastAsia="en-GB"/>
         </w:rPr>
-        <w:t>colour</w:t>
-      </w:r>
-      <w:proofErr w:type="spellEnd"/>
+        <w:t>the color red</w:t>
+      </w:r>
+      <w:proofErr w:type="gramEnd"/>
       <w:r>
         <w:rPr>
           <w:lang w:eastAsia="en-GB"/>
         </w:rPr>
-        <w:t xml:space="preserve"> red to each fragment of our triangle</w:t>
+        <w:t xml:space="preserve"> to each fragment of our triangle</w:t>
       </w:r>
       <w:r>
         <w:rPr>
@@ -1562,7 +1689,16 @@
         <w:jc w:val="both"/>
       </w:pPr>
       <w:r>
-        <w:t>The next task is writing a function that will load our shaders and compile them, ready to be used in a program.</w:t>
+        <w:t xml:space="preserve">The next task is </w:t>
+      </w:r>
+      <w:r>
+        <w:t>to write</w:t>
+      </w:r>
+      <w:r>
+        <w:t xml:space="preserve"> </w:t>
+      </w:r>
+      <w:r>
+        <w:t>a function that will load our shaders and compile them, ready to be used in a program.</w:t>
       </w:r>
     </w:p>
     <w:p>
@@ -3057,7 +3193,10 @@
         <w:t>relatively</w:t>
       </w:r>
       <w:r>
-        <w:t xml:space="preserve"> simple!</w:t>
+        <w:t xml:space="preserve"> simple</w:t>
+      </w:r>
+      <w:r>
+        <w:t>.</w:t>
       </w:r>
     </w:p>
     <w:p>
@@ -3093,7 +3232,13 @@
         <w:t>glShaderSource</w:t>
       </w:r>
       <w:r>
-        <w:t xml:space="preserve"> to use the shader source code that was passed into the function initially. This source code would be the char array defined earlier on. Once we have selected the shader source, we need to compile it. Next, we check if the compile was successful.</w:t>
+        <w:t xml:space="preserve"> to use the shader source code that was passed into the function initially. This source code would be the char array defined earlier. Once we have selected the shader source, we need to compile it. Next, we check if the compil</w:t>
+      </w:r>
+      <w:r>
+        <w:t>ation</w:t>
+      </w:r>
+      <w:r>
+        <w:t xml:space="preserve"> was successful.</w:t>
       </w:r>
     </w:p>
     <w:p>
@@ -5023,13 +5168,19 @@
       </w:r>
       <w:proofErr w:type="spellEnd"/>
       <w:r>
-        <w:t xml:space="preserve">”. The remainder of the code is simply checking that everything was successful and looking </w:t>
-      </w:r>
-      <w:r>
-        <w:t xml:space="preserve">out </w:t>
-      </w:r>
-      <w:r>
-        <w:t>for errors.</w:t>
+        <w:t>”. The remainder of the code check</w:t>
+      </w:r>
+      <w:r>
+        <w:t>s</w:t>
+      </w:r>
+      <w:r>
+        <w:t xml:space="preserve"> that everything was successful and look</w:t>
+      </w:r>
+      <w:r>
+        <w:t>s</w:t>
+      </w:r>
+      <w:r>
+        <w:t xml:space="preserve"> for errors.</w:t>
       </w:r>
     </w:p>
     <w:p>
@@ -5044,15 +5195,23 @@
       <w:r>
         <w:t xml:space="preserve"> </w:t>
       </w:r>
-      <w:bookmarkStart w:id="6" w:name="_Toc36027159"/>
+      <w:bookmarkStart w:id="5" w:name="_Toc36027159"/>
       <w:r>
         <w:t>Graphics and rendering</w:t>
       </w:r>
-      <w:bookmarkEnd w:id="6"/>
-    </w:p>
-    <w:p>
-      <w:r>
-        <w:t>We now need to write our “setupGraphics” function and also the “</w:t>
+      <w:bookmarkEnd w:id="5"/>
+    </w:p>
+    <w:p>
+      <w:r>
+        <w:t>We now need to write our “</w:t>
+      </w:r>
+      <w:proofErr w:type="spellStart"/>
+      <w:r>
+        <w:t>setupGraphics</w:t>
+      </w:r>
+      <w:proofErr w:type="spellEnd"/>
+      <w:r>
+        <w:t>” function and the “</w:t>
       </w:r>
       <w:proofErr w:type="spellStart"/>
       <w:r>
@@ -5709,7 +5868,10 @@
       </w:r>
       <w:proofErr w:type="spellEnd"/>
       <w:r>
-        <w:t xml:space="preserve"> – This will be the program we create and attach the shaders to.</w:t>
+        <w:t>:</w:t>
+      </w:r>
+      <w:r>
+        <w:t xml:space="preserve"> This will be the program we create and attach the shaders to.</w:t>
       </w:r>
     </w:p>
     <w:p>
@@ -5732,52 +5894,116 @@
       </w:r>
       <w:proofErr w:type="spellEnd"/>
       <w:r>
+        <w:t>:</w:t>
+      </w:r>
+      <w:r>
+        <w:t xml:space="preserve"> This will be the location where the GPU is expecting the vertex data for the shader. </w:t>
+      </w:r>
+    </w:p>
+    <w:p>
+      <w:pPr>
+        <w:jc w:val="both"/>
+      </w:pPr>
+      <w:r>
+        <w:t>The function itself starts by creating a program object using the vertex and fragment shader</w:t>
+      </w:r>
+      <w:r>
+        <w:t>s,</w:t>
+      </w:r>
+      <w:r>
+        <w:t xml:space="preserve"> char arrays we declared earlier </w:t>
+      </w:r>
+      <w:r>
+        <w:t>on</w:t>
+      </w:r>
+      <w:r>
+        <w:t>,</w:t>
+      </w:r>
+      <w:r>
+        <w:t xml:space="preserve"> and</w:t>
+      </w:r>
+      <w:r>
+        <w:t xml:space="preserve"> assigning it to the variable we just defined. We test to see if the program was created and assigned successfully</w:t>
+      </w:r>
+      <w:r>
+        <w:t>.</w:t>
+      </w:r>
+      <w:r>
+        <w:t xml:space="preserve"> </w:t>
+      </w:r>
+      <w:r>
+        <w:t>I</w:t>
+      </w:r>
+      <w:r>
+        <w:t>f it was not</w:t>
+      </w:r>
+      <w:r>
+        <w:t>,</w:t>
+      </w:r>
+      <w:r>
+        <w:t xml:space="preserve"> we send an error message to Logcat and return false. If the creation was successful, we call “</w:t>
+      </w:r>
+      <w:proofErr w:type="spellStart"/>
+      <w:proofErr w:type="gramStart"/>
+      <w:r>
+        <w:t>glGetAttribLocation</w:t>
+      </w:r>
+      <w:proofErr w:type="spellEnd"/>
+      <w:r>
+        <w:t>(</w:t>
+      </w:r>
+      <w:proofErr w:type="gramEnd"/>
+      <w:r>
+        <w:t xml:space="preserve">)” to get the </w:t>
+      </w:r>
+      <w:proofErr w:type="gramStart"/>
+      <w:r>
+        <w:t>location  where</w:t>
+      </w:r>
+      <w:proofErr w:type="gramEnd"/>
+      <w:r>
+        <w:t xml:space="preserve"> our </w:t>
+      </w:r>
+      <w:proofErr w:type="spellStart"/>
+      <w:r>
         <w:rPr>
           <w:i/>
           <w:iCs/>
         </w:rPr>
+        <w:t>vPosition</w:t>
+      </w:r>
+      <w:proofErr w:type="spellEnd"/>
+      <w:r>
+        <w:t xml:space="preserve"> data should be. Finally, we pass dimensions into the “glViewport()” function using the height and width (h and w) that were passed into the function initially.</w:t>
+      </w:r>
+    </w:p>
+    <w:p>
+      <w:pPr>
+        <w:jc w:val="both"/>
+      </w:pPr>
+      <w:r>
+        <w:t>The first section of the following code add</w:t>
+      </w:r>
+      <w:r>
+        <w:t>s</w:t>
+      </w:r>
+      <w:r>
+        <w:t xml:space="preserve"> an array of floats that define the three points (vertices) of our triangle. Each </w:t>
+      </w:r>
+      <w:r>
+        <w:t>pair</w:t>
+      </w:r>
+      <w:r>
         <w:t xml:space="preserve"> </w:t>
       </w:r>
       <w:r>
-        <w:t xml:space="preserve">– This will be the location of where the GPU is expecting the vertex data for the shader. </w:t>
-      </w:r>
-    </w:p>
-    <w:p>
-      <w:pPr>
-        <w:jc w:val="both"/>
-      </w:pPr>
-      <w:r>
-        <w:t xml:space="preserve">The function itself starts by creating a program object using the vertex and fragment shader (char arrays) we declared earlier </w:t>
-      </w:r>
-      <w:r>
-        <w:t>on and</w:t>
-      </w:r>
-      <w:r>
-        <w:t xml:space="preserve"> assigning it to the variable we just defined. We test to see if the program was created and assigned successfully; if it was not</w:t>
+        <w:t>of floats is a vertex. The values can range from -1.0 to 1.0</w:t>
       </w:r>
       <w:r>
         <w:t>,</w:t>
       </w:r>
       <w:r>
-        <w:t xml:space="preserve"> then we send an error message to Logcat and return false. If the creation was successful, we then call “glGetAttribLocation()” to get the location for where our </w:t>
-      </w:r>
-      <w:r>
-        <w:rPr>
-          <w:i/>
-          <w:iCs/>
-        </w:rPr>
-        <w:t>vPosition</w:t>
-      </w:r>
-      <w:r>
-        <w:t xml:space="preserve"> data should be. Finally, we pass dimensions into the “glViewport()” function using the height and width (h and w) that were passed into the function initially.</w:t>
-      </w:r>
-    </w:p>
-    <w:p>
-      <w:pPr>
-        <w:jc w:val="both"/>
-      </w:pPr>
-      <w:r>
-        <w:t xml:space="preserve">The first section of the following code we need to add is an array of floats that define the three points (vertices) of our triangle. Each couple of floats is a vertex. The values can range from -1.0 to 1.0 and the screen goes from bottom left (-1.0f, -1.0f) to top right (1.0f, 1.0f). This is a simple 2D </w:t>
+        <w:t xml:space="preserve"> and the screen goes from bottom left (-1.0f, -1.0f) to top right (1.0f, 1.0f). This is a simple 2D </w:t>
       </w:r>
       <w:r>
         <w:t>triangle,</w:t>
@@ -6099,6 +6325,52 @@
           <w:szCs w:val="18"/>
         </w:rPr>
         <w:t xml:space="preserve"> (GL_DEPTH_BUFFER_BIT | GL_COLOR_BUFFER_BIT);</w:t>
+      </w:r>
+    </w:p>
+    <w:p>
+      <w:pPr>
+        <w:pStyle w:val="Codeblock"/>
+        <w:shd w:val="clear" w:color="auto" w:fill="D0CECE" w:themeFill="background2" w:themeFillShade="E6"/>
+        <w:spacing w:after="0"/>
+        <w:rPr>
+          <w:color w:val="auto"/>
+          <w:sz w:val="18"/>
+          <w:szCs w:val="18"/>
+        </w:rPr>
+      </w:pPr>
+      <w:r>
+        <w:rPr>
+          <w:color w:val="auto"/>
+          <w:sz w:val="18"/>
+          <w:szCs w:val="18"/>
+        </w:rPr>
+        <w:t xml:space="preserve">    </w:t>
+      </w:r>
+      <w:r>
+        <w:rPr>
+          <w:color w:val="auto"/>
+          <w:sz w:val="18"/>
+          <w:szCs w:val="18"/>
+        </w:rPr>
+        <w:tab/>
+      </w:r>
+      <w:r>
+        <w:rPr>
+          <w:b/>
+          <w:bCs/>
+          <w:color w:val="auto"/>
+          <w:sz w:val="18"/>
+          <w:szCs w:val="18"/>
+        </w:rPr>
+        <w:t>glUseProgram</w:t>
+      </w:r>
+      <w:r>
+        <w:rPr>
+          <w:color w:val="auto"/>
+          <w:sz w:val="18"/>
+          <w:szCs w:val="18"/>
+        </w:rPr>
+        <w:t>(simpleTriangleProgram);</w:t>
       </w:r>
     </w:p>
     <w:p>
@@ -6137,52 +6409,6 @@
           <w:sz w:val="18"/>
           <w:szCs w:val="18"/>
         </w:rPr>
-        <w:t>glUseProgram</w:t>
-      </w:r>
-      <w:r>
-        <w:rPr>
-          <w:color w:val="auto"/>
-          <w:sz w:val="18"/>
-          <w:szCs w:val="18"/>
-        </w:rPr>
-        <w:t>(simpleTriangleProgram);</w:t>
-      </w:r>
-    </w:p>
-    <w:p>
-      <w:pPr>
-        <w:pStyle w:val="Codeblock"/>
-        <w:shd w:val="clear" w:color="auto" w:fill="D0CECE" w:themeFill="background2" w:themeFillShade="E6"/>
-        <w:spacing w:after="0"/>
-        <w:rPr>
-          <w:color w:val="auto"/>
-          <w:sz w:val="18"/>
-          <w:szCs w:val="18"/>
-        </w:rPr>
-      </w:pPr>
-      <w:r>
-        <w:rPr>
-          <w:color w:val="auto"/>
-          <w:sz w:val="18"/>
-          <w:szCs w:val="18"/>
-        </w:rPr>
-        <w:t xml:space="preserve">    </w:t>
-      </w:r>
-      <w:r>
-        <w:rPr>
-          <w:color w:val="auto"/>
-          <w:sz w:val="18"/>
-          <w:szCs w:val="18"/>
-        </w:rPr>
-        <w:tab/>
-      </w:r>
-      <w:r>
-        <w:rPr>
-          <w:b/>
-          <w:bCs/>
-          <w:color w:val="auto"/>
-          <w:sz w:val="18"/>
-          <w:szCs w:val="18"/>
-        </w:rPr>
         <w:t>glVertexAttribPointer</w:t>
       </w:r>
       <w:r>
@@ -6312,31 +6538,85 @@
         <w:jc w:val="both"/>
       </w:pPr>
       <w:r>
-        <w:t xml:space="preserve">The second section is the function that handles the drawing of our graphics. In order to make our red triangle stand out, we will begin the function by using the “glClearColor” function to set the clear </w:t>
+        <w:t xml:space="preserve">The second section is the function that handles the drawing of our graphics. </w:t>
+      </w:r>
+      <w:proofErr w:type="gramStart"/>
+      <w:r>
+        <w:t>In order to</w:t>
+      </w:r>
+      <w:proofErr w:type="gramEnd"/>
+      <w:r>
+        <w:t xml:space="preserve"> make our red triangle stand out, we begin the function by using the “glClearColor” function to set the clear color to black. We next call “</w:t>
       </w:r>
       <w:proofErr w:type="spellStart"/>
       <w:r>
-        <w:t>colour</w:t>
+        <w:t>glClear</w:t>
       </w:r>
       <w:proofErr w:type="spellEnd"/>
       <w:r>
-        <w:t xml:space="preserve"> to black. We next call “</w:t>
-      </w:r>
-      <w:proofErr w:type="spellStart"/>
-      <w:r>
-        <w:t>glClear</w:t>
-      </w:r>
-      <w:proofErr w:type="spellEnd"/>
-      <w:r>
-        <w:t xml:space="preserve">” which will clear the depth buffer and the </w:t>
-      </w:r>
-      <w:proofErr w:type="spellStart"/>
-      <w:r>
-        <w:t>colour</w:t>
-      </w:r>
-      <w:proofErr w:type="spellEnd"/>
-      <w:r>
-        <w:t xml:space="preserve"> buffer each frame. The next thing we do is select which program we want to display for our scene. We select the program we have previously attached our shaders to as this is what we want to show. After this we link the attribute in the shader to the data (float array) we just defined above. This is done using the “glVertexAttribPointer()” and passes in the expected location of the data, the number of elements per vertex, “GL_FALSE” as we do not need to normalize the data, and finally the data itself. The last line in this section simply draws out the array, stating that it should be drawn as triangles at element 0, containing 3 vertices.</w:t>
+        <w:t>” which clear</w:t>
+      </w:r>
+      <w:r>
+        <w:t>s</w:t>
+      </w:r>
+      <w:r>
+        <w:t xml:space="preserve"> the depth buffer and the color buffer each frame. </w:t>
+      </w:r>
+      <w:r>
+        <w:t>Next, we</w:t>
+      </w:r>
+      <w:r>
+        <w:t xml:space="preserve"> select which program we want to display </w:t>
+      </w:r>
+      <w:r>
+        <w:t>in</w:t>
+      </w:r>
+      <w:r>
+        <w:t xml:space="preserve"> our scene. We select the program </w:t>
+      </w:r>
+      <w:r>
+        <w:t xml:space="preserve">to which we </w:t>
+      </w:r>
+      <w:r>
+        <w:t>previously attached our shaders to</w:t>
+      </w:r>
+      <w:r>
+        <w:t>,</w:t>
+      </w:r>
+      <w:r>
+        <w:t xml:space="preserve"> as this is what we want to show. After this</w:t>
+      </w:r>
+      <w:r>
+        <w:t>,</w:t>
+      </w:r>
+      <w:r>
+        <w:t xml:space="preserve"> we link the attribute in the shader to the data</w:t>
+      </w:r>
+      <w:r>
+        <w:t xml:space="preserve">, the </w:t>
+      </w:r>
+      <w:r>
+        <w:t>float array we just defined above. This is done using the “</w:t>
+      </w:r>
+      <w:proofErr w:type="gramStart"/>
+      <w:r>
+        <w:t>glVertexAttribPointer(</w:t>
+      </w:r>
+      <w:proofErr w:type="gramEnd"/>
+      <w:r>
+        <w:t xml:space="preserve">)” and passes in the expected location of the data, the number of elements per vertex, “GL_FALSE” </w:t>
+      </w:r>
+      <w:r>
+        <w:t>(</w:t>
+      </w:r>
+      <w:r>
+        <w:t>as we do not need to normalize the data</w:t>
+      </w:r>
+      <w:r>
+        <w:t>)</w:t>
+      </w:r>
+      <w:r>
+        <w:t>, and finally the data itself. The last line in this section simply draws the array, stating that it should be drawn as triangles at element 0, containing 3 vertices.</w:t>
       </w:r>
     </w:p>
     <w:p>
@@ -6347,21 +6627,32 @@
           <w:numId w:val="27"/>
         </w:numPr>
       </w:pPr>
-      <w:bookmarkStart w:id="7" w:name="_Toc36027160"/>
-      <w:r>
-        <w:t>Last touches</w:t>
-      </w:r>
-      <w:bookmarkEnd w:id="7"/>
-    </w:p>
-    <w:p>
-      <w:r>
-        <w:t>We just need to make some final, small alterations now</w:t>
-      </w:r>
-      <w:r>
-        <w:t>,</w:t>
-      </w:r>
-      <w:r>
-        <w:t xml:space="preserve"> and we are ready to go. First, we need to alter the “init” and “step” function definitions.</w:t>
+      <w:bookmarkStart w:id="6" w:name="_Toc36027160"/>
+      <w:r>
+        <w:t>Finishing</w:t>
+      </w:r>
+      <w:r>
+        <w:t xml:space="preserve"> </w:t>
+      </w:r>
+      <w:r>
+        <w:t>touches</w:t>
+      </w:r>
+      <w:bookmarkEnd w:id="6"/>
+    </w:p>
+    <w:p>
+      <w:r>
+        <w:t>Finally, we</w:t>
+      </w:r>
+      <w:r>
+        <w:t xml:space="preserve"> need to make some small alterations. First, we alter the “</w:t>
+      </w:r>
+      <w:proofErr w:type="spellStart"/>
+      <w:r>
+        <w:t>init</w:t>
+      </w:r>
+      <w:proofErr w:type="spellEnd"/>
+      <w:r>
+        <w:t>” and “step” function definitions.</w:t>
       </w:r>
     </w:p>
     <w:p>
@@ -6541,52 +6832,105 @@
           <w:rFonts w:cs="Consolas"/>
           <w:color w:val="000000"/>
         </w:rPr>
-        <w:t>As we can see, we have updated them to call our newly created functions. The “init” function calls “setupGraphics” when the application starts up. Then</w:t>
+        <w:t>These are</w:t>
       </w:r>
       <w:r>
         <w:rPr>
           <w:rFonts w:cs="Consolas"/>
           <w:color w:val="000000"/>
         </w:rPr>
-        <w:t>,</w:t>
+        <w:t xml:space="preserve"> updated to call our newly created functions. The “init” function calls “setupGraphics” when the application starts. Then</w:t>
       </w:r>
       <w:r>
         <w:rPr>
           <w:rFonts w:cs="Consolas"/>
           <w:color w:val="000000"/>
         </w:rPr>
-        <w:t xml:space="preserve"> “step” calls “renderFrame” for every frame.</w:t>
-      </w:r>
-    </w:p>
-    <w:p>
-      <w:pPr>
-        <w:jc w:val="both"/>
+        <w:t>,</w:t>
+      </w:r>
+      <w:r>
         <w:rPr>
           <w:rFonts w:cs="Consolas"/>
           <w:color w:val="000000"/>
         </w:rPr>
+        <w:t xml:space="preserve"> “step” calls “renderFrame” for every frame.</w:t>
+      </w:r>
+    </w:p>
+    <w:p>
+      <w:pPr>
+        <w:spacing w:before="160"/>
+        <w:jc w:val="both"/>
       </w:pPr>
       <w:r>
         <w:rPr>
           <w:rFonts w:cs="Consolas"/>
           <w:color w:val="000000"/>
         </w:rPr>
-        <w:t>Then</w:t>
+        <w:t xml:space="preserve">To finish, we make </w:t>
       </w:r>
       <w:r>
         <w:rPr>
           <w:rFonts w:cs="Consolas"/>
           <w:color w:val="000000"/>
         </w:rPr>
-        <w:t>,</w:t>
+        <w:t>a</w:t>
       </w:r>
       <w:r>
         <w:rPr>
           <w:rFonts w:cs="Consolas"/>
           <w:color w:val="000000"/>
         </w:rPr>
-        <w:t xml:space="preserve"> to finish, we need to make one change to the “CMakeLists.txt” file.</w:t>
-      </w:r>
+        <w:t xml:space="preserve"> change to the “CMakeLists.txt” file</w:t>
+      </w:r>
+      <w:r>
+        <w:rPr>
+          <w:rFonts w:cs="Consolas"/>
+          <w:color w:val="000000"/>
+        </w:rPr>
+        <w:t xml:space="preserve">, </w:t>
+      </w:r>
+      <w:r>
+        <w:t>add</w:t>
+      </w:r>
+      <w:r>
+        <w:t>ing</w:t>
+      </w:r>
+      <w:r>
+        <w:t xml:space="preserve"> “GLESv2” to the “</w:t>
+      </w:r>
+      <w:proofErr w:type="spellStart"/>
+      <w:r>
+        <w:t>target_link_libraries</w:t>
+      </w:r>
+      <w:proofErr w:type="spellEnd"/>
+      <w:r>
+        <w:t>”</w:t>
+      </w:r>
+      <w:r>
+        <w:rPr>
+          <w:i/>
+          <w:iCs/>
+        </w:rPr>
+        <w:t xml:space="preserve"> </w:t>
+      </w:r>
+      <w:r>
+        <w:t>section</w:t>
+      </w:r>
+      <w:r>
+        <w:t>,</w:t>
+      </w:r>
+      <w:r>
+        <w:t xml:space="preserve"> as we are now making use of the GLES libraries to generate graphics.</w:t>
+      </w:r>
+    </w:p>
+    <w:p>
+      <w:pPr>
+        <w:jc w:val="both"/>
+        <w:rPr>
+          <w:rFonts w:cs="Consolas"/>
+          <w:color w:val="000000"/>
+        </w:rPr>
+      </w:pPr>
     </w:p>
     <w:p>
       <w:pPr>
@@ -6685,25 +7029,6 @@
           <w:szCs w:val="18"/>
         </w:rPr>
         <w:t>)</w:t>
-      </w:r>
-    </w:p>
-    <w:p>
-      <w:pPr>
-        <w:spacing w:before="160"/>
-        <w:jc w:val="both"/>
-      </w:pPr>
-      <w:r>
-        <w:t>We simply added “GLESv2” to the “target_link_libraries”</w:t>
-      </w:r>
-      <w:r>
-        <w:rPr>
-          <w:i/>
-          <w:iCs/>
-        </w:rPr>
-        <w:t xml:space="preserve"> </w:t>
-      </w:r>
-      <w:r>
-        <w:t>section as we are now making use of the GLES libraries to generate graphics.</w:t>
       </w:r>
     </w:p>
     <w:p>
@@ -6726,7 +7051,7 @@
 </file>
 
 <file path=word/endnotes.xml><?xml version="1.0" encoding="utf-8"?>
-<w:endnotes xmlns:wpc="http://schemas.microsoft.com/office/word/2010/wordprocessingCanvas" xmlns:cx="http://schemas.microsoft.com/office/drawing/2014/chartex" xmlns:cx1="http://schemas.microsoft.com/office/drawing/2015/9/8/chartex" xmlns:cx2="http://schemas.microsoft.com/office/drawing/2015/10/21/chartex" xmlns:cx3="http://schemas.microsoft.com/office/drawing/2016/5/9/chartex" xmlns:cx4="http://schemas.microsoft.com/office/drawing/2016/5/10/chartex" xmlns:cx5="http://schemas.microsoft.com/office/drawing/2016/5/11/chartex" xmlns:cx6="http://schemas.microsoft.com/office/drawing/2016/5/12/chartex" xmlns:cx7="http://schemas.microsoft.com/office/drawing/2016/5/13/chartex" xmlns:cx8="http://schemas.microsoft.com/office/drawing/2016/5/14/chartex" xmlns:mc="http://schemas.openxmlformats.org/markup-compatibility/2006" xmlns:aink="http://schemas.microsoft.com/office/drawing/2016/ink" xmlns:am3d="http://schemas.microsoft.com/office/drawing/2017/model3d" xmlns:o="urn:schemas-microsoft-com:office:office" xmlns:r="http://schemas.openxmlformats.org/officeDocument/2006/relationships" xmlns:m="http://schemas.openxmlformats.org/officeDocument/2006/math" xmlns:v="urn:schemas-microsoft-com:vml" xmlns:wp14="http://schemas.microsoft.com/office/word/2010/wordprocessingDrawing" xmlns:wp="http://schemas.openxmlformats.org/drawingml/2006/wordprocessingDrawing" xmlns:w10="urn:schemas-microsoft-com:office:word" xmlns:w="http://schemas.openxmlformats.org/wordprocessingml/2006/main" xmlns:w14="http://schemas.microsoft.com/office/word/2010/wordml" xmlns:w15="http://schemas.microsoft.com/office/word/2012/wordml" xmlns:w16cid="http://schemas.microsoft.com/office/word/2016/wordml/cid" xmlns:w16se="http://schemas.microsoft.com/office/word/2015/wordml/symex" xmlns:wpg="http://schemas.microsoft.com/office/word/2010/wordprocessingGroup" xmlns:wpi="http://schemas.microsoft.com/office/word/2010/wordprocessingInk" xmlns:wne="http://schemas.microsoft.com/office/word/2006/wordml" xmlns:wps="http://schemas.microsoft.com/office/word/2010/wordprocessingShape" mc:Ignorable="w14 w15 w16se w16cid wp14">
+<w:endnotes xmlns:wpc="http://schemas.microsoft.com/office/word/2010/wordprocessingCanvas" xmlns:cx="http://schemas.microsoft.com/office/drawing/2014/chartex" xmlns:cx1="http://schemas.microsoft.com/office/drawing/2015/9/8/chartex" xmlns:cx2="http://schemas.microsoft.com/office/drawing/2015/10/21/chartex" xmlns:cx3="http://schemas.microsoft.com/office/drawing/2016/5/9/chartex" xmlns:cx4="http://schemas.microsoft.com/office/drawing/2016/5/10/chartex" xmlns:cx5="http://schemas.microsoft.com/office/drawing/2016/5/11/chartex" xmlns:cx6="http://schemas.microsoft.com/office/drawing/2016/5/12/chartex" xmlns:cx7="http://schemas.microsoft.com/office/drawing/2016/5/13/chartex" xmlns:cx8="http://schemas.microsoft.com/office/drawing/2016/5/14/chartex" xmlns:mc="http://schemas.openxmlformats.org/markup-compatibility/2006" xmlns:aink="http://schemas.microsoft.com/office/drawing/2016/ink" xmlns:am3d="http://schemas.microsoft.com/office/drawing/2017/model3d" xmlns:o="urn:schemas-microsoft-com:office:office" xmlns:oel="http://schemas.microsoft.com/office/2019/extlst" xmlns:r="http://schemas.openxmlformats.org/officeDocument/2006/relationships" xmlns:m="http://schemas.openxmlformats.org/officeDocument/2006/math" xmlns:v="urn:schemas-microsoft-com:vml" xmlns:wp14="http://schemas.microsoft.com/office/word/2010/wordprocessingDrawing" xmlns:wp="http://schemas.openxmlformats.org/drawingml/2006/wordprocessingDrawing" xmlns:w10="urn:schemas-microsoft-com:office:word" xmlns:w="http://schemas.openxmlformats.org/wordprocessingml/2006/main" xmlns:w14="http://schemas.microsoft.com/office/word/2010/wordml" xmlns:w15="http://schemas.microsoft.com/office/word/2012/wordml" xmlns:w16cex="http://schemas.microsoft.com/office/word/2018/wordml/cex" xmlns:w16cid="http://schemas.microsoft.com/office/word/2016/wordml/cid" xmlns:w16="http://schemas.microsoft.com/office/word/2018/wordml" xmlns:w16du="http://schemas.microsoft.com/office/word/2023/wordml/word16du" xmlns:w16sdtdh="http://schemas.microsoft.com/office/word/2020/wordml/sdtdatahash" xmlns:w16sdtfl="http://schemas.microsoft.com/office/word/2024/wordml/sdtformatlock" xmlns:w16se="http://schemas.microsoft.com/office/word/2015/wordml/symex" xmlns:wpg="http://schemas.microsoft.com/office/word/2010/wordprocessingGroup" xmlns:wpi="http://schemas.microsoft.com/office/word/2010/wordprocessingInk" xmlns:wne="http://schemas.microsoft.com/office/word/2006/wordml" xmlns:wps="http://schemas.microsoft.com/office/word/2010/wordprocessingShape" mc:Ignorable="w14 w15 w16se w16cid w16 w16cex w16sdtdh w16sdtfl w16du wp14">
   <w:endnote w:type="separator" w:id="-1">
     <w:p>
       <w:pPr>
@@ -6751,7 +7076,7 @@
 </file>
 
 <file path=word/footer1.xml><?xml version="1.0" encoding="utf-8"?>
-<w:ftr xmlns:wpc="http://schemas.microsoft.com/office/word/2010/wordprocessingCanvas" xmlns:cx="http://schemas.microsoft.com/office/drawing/2014/chartex" xmlns:cx1="http://schemas.microsoft.com/office/drawing/2015/9/8/chartex" xmlns:cx2="http://schemas.microsoft.com/office/drawing/2015/10/21/chartex" xmlns:cx3="http://schemas.microsoft.com/office/drawing/2016/5/9/chartex" xmlns:cx4="http://schemas.microsoft.com/office/drawing/2016/5/10/chartex" xmlns:cx5="http://schemas.microsoft.com/office/drawing/2016/5/11/chartex" xmlns:cx6="http://schemas.microsoft.com/office/drawing/2016/5/12/chartex" xmlns:cx7="http://schemas.microsoft.com/office/drawing/2016/5/13/chartex" xmlns:cx8="http://schemas.microsoft.com/office/drawing/2016/5/14/chartex" xmlns:mc="http://schemas.openxmlformats.org/markup-compatibility/2006" xmlns:aink="http://schemas.microsoft.com/office/drawing/2016/ink" xmlns:am3d="http://schemas.microsoft.com/office/drawing/2017/model3d" xmlns:o="urn:schemas-microsoft-com:office:office" xmlns:r="http://schemas.openxmlformats.org/officeDocument/2006/relationships" xmlns:m="http://schemas.openxmlformats.org/officeDocument/2006/math" xmlns:v="urn:schemas-microsoft-com:vml" xmlns:wp14="http://schemas.microsoft.com/office/word/2010/wordprocessingDrawing" xmlns:wp="http://schemas.openxmlformats.org/drawingml/2006/wordprocessingDrawing" xmlns:w10="urn:schemas-microsoft-com:office:word" xmlns:w="http://schemas.openxmlformats.org/wordprocessingml/2006/main" xmlns:w14="http://schemas.microsoft.com/office/word/2010/wordml" xmlns:w15="http://schemas.microsoft.com/office/word/2012/wordml" xmlns:w16cid="http://schemas.microsoft.com/office/word/2016/wordml/cid" xmlns:w16se="http://schemas.microsoft.com/office/word/2015/wordml/symex" xmlns:wpg="http://schemas.microsoft.com/office/word/2010/wordprocessingGroup" xmlns:wpi="http://schemas.microsoft.com/office/word/2010/wordprocessingInk" xmlns:wne="http://schemas.microsoft.com/office/word/2006/wordml" xmlns:wps="http://schemas.microsoft.com/office/word/2010/wordprocessingShape" mc:Ignorable="w14 w15 w16se w16cid wp14">
+<w:ftr xmlns:wpc="http://schemas.microsoft.com/office/word/2010/wordprocessingCanvas" xmlns:cx="http://schemas.microsoft.com/office/drawing/2014/chartex" xmlns:cx1="http://schemas.microsoft.com/office/drawing/2015/9/8/chartex" xmlns:cx2="http://schemas.microsoft.com/office/drawing/2015/10/21/chartex" xmlns:cx3="http://schemas.microsoft.com/office/drawing/2016/5/9/chartex" xmlns:cx4="http://schemas.microsoft.com/office/drawing/2016/5/10/chartex" xmlns:cx5="http://schemas.microsoft.com/office/drawing/2016/5/11/chartex" xmlns:cx6="http://schemas.microsoft.com/office/drawing/2016/5/12/chartex" xmlns:cx7="http://schemas.microsoft.com/office/drawing/2016/5/13/chartex" xmlns:cx8="http://schemas.microsoft.com/office/drawing/2016/5/14/chartex" xmlns:mc="http://schemas.openxmlformats.org/markup-compatibility/2006" xmlns:aink="http://schemas.microsoft.com/office/drawing/2016/ink" xmlns:am3d="http://schemas.microsoft.com/office/drawing/2017/model3d" xmlns:o="urn:schemas-microsoft-com:office:office" xmlns:oel="http://schemas.microsoft.com/office/2019/extlst" xmlns:r="http://schemas.openxmlformats.org/officeDocument/2006/relationships" xmlns:m="http://schemas.openxmlformats.org/officeDocument/2006/math" xmlns:v="urn:schemas-microsoft-com:vml" xmlns:wp14="http://schemas.microsoft.com/office/word/2010/wordprocessingDrawing" xmlns:wp="http://schemas.openxmlformats.org/drawingml/2006/wordprocessingDrawing" xmlns:w10="urn:schemas-microsoft-com:office:word" xmlns:w="http://schemas.openxmlformats.org/wordprocessingml/2006/main" xmlns:w14="http://schemas.microsoft.com/office/word/2010/wordml" xmlns:w15="http://schemas.microsoft.com/office/word/2012/wordml" xmlns:w16cex="http://schemas.microsoft.com/office/word/2018/wordml/cex" xmlns:w16cid="http://schemas.microsoft.com/office/word/2016/wordml/cid" xmlns:w16="http://schemas.microsoft.com/office/word/2018/wordml" xmlns:w16du="http://schemas.microsoft.com/office/word/2023/wordml/word16du" xmlns:w16sdtdh="http://schemas.microsoft.com/office/word/2020/wordml/sdtdatahash" xmlns:w16sdtfl="http://schemas.microsoft.com/office/word/2024/wordml/sdtformatlock" xmlns:w16se="http://schemas.microsoft.com/office/word/2015/wordml/symex" xmlns:wpg="http://schemas.microsoft.com/office/word/2010/wordprocessingGroup" xmlns:wpi="http://schemas.microsoft.com/office/word/2010/wordprocessingInk" xmlns:wne="http://schemas.microsoft.com/office/word/2006/wordml" xmlns:wps="http://schemas.microsoft.com/office/word/2010/wordprocessingShape" mc:Ignorable="w14 w15 w16se w16cid w16 w16cex w16sdtdh w16sdtfl w16du wp14">
   <w:p>
     <w:pPr>
       <w:pStyle w:val="Footer"/>
@@ -6773,7 +7098,7 @@
 </file>
 
 <file path=word/footer2.xml><?xml version="1.0" encoding="utf-8"?>
-<w:ftr xmlns:wpc="http://schemas.microsoft.com/office/word/2010/wordprocessingCanvas" xmlns:cx="http://schemas.microsoft.com/office/drawing/2014/chartex" xmlns:cx1="http://schemas.microsoft.com/office/drawing/2015/9/8/chartex" xmlns:cx2="http://schemas.microsoft.com/office/drawing/2015/10/21/chartex" xmlns:cx3="http://schemas.microsoft.com/office/drawing/2016/5/9/chartex" xmlns:cx4="http://schemas.microsoft.com/office/drawing/2016/5/10/chartex" xmlns:cx5="http://schemas.microsoft.com/office/drawing/2016/5/11/chartex" xmlns:cx6="http://schemas.microsoft.com/office/drawing/2016/5/12/chartex" xmlns:cx7="http://schemas.microsoft.com/office/drawing/2016/5/13/chartex" xmlns:cx8="http://schemas.microsoft.com/office/drawing/2016/5/14/chartex" xmlns:mc="http://schemas.openxmlformats.org/markup-compatibility/2006" xmlns:aink="http://schemas.microsoft.com/office/drawing/2016/ink" xmlns:am3d="http://schemas.microsoft.com/office/drawing/2017/model3d" xmlns:o="urn:schemas-microsoft-com:office:office" xmlns:r="http://schemas.openxmlformats.org/officeDocument/2006/relationships" xmlns:m="http://schemas.openxmlformats.org/officeDocument/2006/math" xmlns:v="urn:schemas-microsoft-com:vml" xmlns:wp14="http://schemas.microsoft.com/office/word/2010/wordprocessingDrawing" xmlns:wp="http://schemas.openxmlformats.org/drawingml/2006/wordprocessingDrawing" xmlns:w10="urn:schemas-microsoft-com:office:word" xmlns:w="http://schemas.openxmlformats.org/wordprocessingml/2006/main" xmlns:w14="http://schemas.microsoft.com/office/word/2010/wordml" xmlns:w15="http://schemas.microsoft.com/office/word/2012/wordml" xmlns:w16cid="http://schemas.microsoft.com/office/word/2016/wordml/cid" xmlns:w16se="http://schemas.microsoft.com/office/word/2015/wordml/symex" xmlns:wpg="http://schemas.microsoft.com/office/word/2010/wordprocessingGroup" xmlns:wpi="http://schemas.microsoft.com/office/word/2010/wordprocessingInk" xmlns:wne="http://schemas.microsoft.com/office/word/2006/wordml" xmlns:wps="http://schemas.microsoft.com/office/word/2010/wordprocessingShape" mc:Ignorable="w14 w15 w16se w16cid wp14">
+<w:ftr xmlns:wpc="http://schemas.microsoft.com/office/word/2010/wordprocessingCanvas" xmlns:cx="http://schemas.microsoft.com/office/drawing/2014/chartex" xmlns:cx1="http://schemas.microsoft.com/office/drawing/2015/9/8/chartex" xmlns:cx2="http://schemas.microsoft.com/office/drawing/2015/10/21/chartex" xmlns:cx3="http://schemas.microsoft.com/office/drawing/2016/5/9/chartex" xmlns:cx4="http://schemas.microsoft.com/office/drawing/2016/5/10/chartex" xmlns:cx5="http://schemas.microsoft.com/office/drawing/2016/5/11/chartex" xmlns:cx6="http://schemas.microsoft.com/office/drawing/2016/5/12/chartex" xmlns:cx7="http://schemas.microsoft.com/office/drawing/2016/5/13/chartex" xmlns:cx8="http://schemas.microsoft.com/office/drawing/2016/5/14/chartex" xmlns:mc="http://schemas.openxmlformats.org/markup-compatibility/2006" xmlns:aink="http://schemas.microsoft.com/office/drawing/2016/ink" xmlns:am3d="http://schemas.microsoft.com/office/drawing/2017/model3d" xmlns:o="urn:schemas-microsoft-com:office:office" xmlns:oel="http://schemas.microsoft.com/office/2019/extlst" xmlns:r="http://schemas.openxmlformats.org/officeDocument/2006/relationships" xmlns:m="http://schemas.openxmlformats.org/officeDocument/2006/math" xmlns:v="urn:schemas-microsoft-com:vml" xmlns:wp14="http://schemas.microsoft.com/office/word/2010/wordprocessingDrawing" xmlns:wp="http://schemas.openxmlformats.org/drawingml/2006/wordprocessingDrawing" xmlns:w10="urn:schemas-microsoft-com:office:word" xmlns:w="http://schemas.openxmlformats.org/wordprocessingml/2006/main" xmlns:w14="http://schemas.microsoft.com/office/word/2010/wordml" xmlns:w15="http://schemas.microsoft.com/office/word/2012/wordml" xmlns:w16cex="http://schemas.microsoft.com/office/word/2018/wordml/cex" xmlns:w16cid="http://schemas.microsoft.com/office/word/2016/wordml/cid" xmlns:w16="http://schemas.microsoft.com/office/word/2018/wordml" xmlns:w16du="http://schemas.microsoft.com/office/word/2023/wordml/word16du" xmlns:w16sdtdh="http://schemas.microsoft.com/office/word/2020/wordml/sdtdatahash" xmlns:w16sdtfl="http://schemas.microsoft.com/office/word/2024/wordml/sdtformatlock" xmlns:w16se="http://schemas.microsoft.com/office/word/2015/wordml/symex" xmlns:wpg="http://schemas.microsoft.com/office/word/2010/wordprocessingGroup" xmlns:wpi="http://schemas.microsoft.com/office/word/2010/wordprocessingInk" xmlns:wne="http://schemas.microsoft.com/office/word/2006/wordml" xmlns:wps="http://schemas.microsoft.com/office/word/2010/wordprocessingShape" mc:Ignorable="w14 w15 w16se w16cid w16 w16cex w16sdtdh w16sdtfl w16du wp14">
   <w:sdt>
     <w:sdtPr>
       <w:id w:val="-552073365"/>
@@ -6805,7 +7130,7 @@
 </file>
 
 <file path=word/footer3.xml><?xml version="1.0" encoding="utf-8"?>
-<w:ftr xmlns:wpc="http://schemas.microsoft.com/office/word/2010/wordprocessingCanvas" xmlns:cx="http://schemas.microsoft.com/office/drawing/2014/chartex" xmlns:cx1="http://schemas.microsoft.com/office/drawing/2015/9/8/chartex" xmlns:cx2="http://schemas.microsoft.com/office/drawing/2015/10/21/chartex" xmlns:cx3="http://schemas.microsoft.com/office/drawing/2016/5/9/chartex" xmlns:cx4="http://schemas.microsoft.com/office/drawing/2016/5/10/chartex" xmlns:cx5="http://schemas.microsoft.com/office/drawing/2016/5/11/chartex" xmlns:cx6="http://schemas.microsoft.com/office/drawing/2016/5/12/chartex" xmlns:cx7="http://schemas.microsoft.com/office/drawing/2016/5/13/chartex" xmlns:cx8="http://schemas.microsoft.com/office/drawing/2016/5/14/chartex" xmlns:mc="http://schemas.openxmlformats.org/markup-compatibility/2006" xmlns:aink="http://schemas.microsoft.com/office/drawing/2016/ink" xmlns:am3d="http://schemas.microsoft.com/office/drawing/2017/model3d" xmlns:o="urn:schemas-microsoft-com:office:office" xmlns:r="http://schemas.openxmlformats.org/officeDocument/2006/relationships" xmlns:m="http://schemas.openxmlformats.org/officeDocument/2006/math" xmlns:v="urn:schemas-microsoft-com:vml" xmlns:wp14="http://schemas.microsoft.com/office/word/2010/wordprocessingDrawing" xmlns:wp="http://schemas.openxmlformats.org/drawingml/2006/wordprocessingDrawing" xmlns:w10="urn:schemas-microsoft-com:office:word" xmlns:w="http://schemas.openxmlformats.org/wordprocessingml/2006/main" xmlns:w14="http://schemas.microsoft.com/office/word/2010/wordml" xmlns:w15="http://schemas.microsoft.com/office/word/2012/wordml" xmlns:w16cid="http://schemas.microsoft.com/office/word/2016/wordml/cid" xmlns:w16se="http://schemas.microsoft.com/office/word/2015/wordml/symex" xmlns:wpg="http://schemas.microsoft.com/office/word/2010/wordprocessingGroup" xmlns:wpi="http://schemas.microsoft.com/office/word/2010/wordprocessingInk" xmlns:wne="http://schemas.microsoft.com/office/word/2006/wordml" xmlns:wps="http://schemas.microsoft.com/office/word/2010/wordprocessingShape" mc:Ignorable="w14 w15 w16se w16cid wp14">
+<w:ftr xmlns:wpc="http://schemas.microsoft.com/office/word/2010/wordprocessingCanvas" xmlns:cx="http://schemas.microsoft.com/office/drawing/2014/chartex" xmlns:cx1="http://schemas.microsoft.com/office/drawing/2015/9/8/chartex" xmlns:cx2="http://schemas.microsoft.com/office/drawing/2015/10/21/chartex" xmlns:cx3="http://schemas.microsoft.com/office/drawing/2016/5/9/chartex" xmlns:cx4="http://schemas.microsoft.com/office/drawing/2016/5/10/chartex" xmlns:cx5="http://schemas.microsoft.com/office/drawing/2016/5/11/chartex" xmlns:cx6="http://schemas.microsoft.com/office/drawing/2016/5/12/chartex" xmlns:cx7="http://schemas.microsoft.com/office/drawing/2016/5/13/chartex" xmlns:cx8="http://schemas.microsoft.com/office/drawing/2016/5/14/chartex" xmlns:mc="http://schemas.openxmlformats.org/markup-compatibility/2006" xmlns:aink="http://schemas.microsoft.com/office/drawing/2016/ink" xmlns:am3d="http://schemas.microsoft.com/office/drawing/2017/model3d" xmlns:o="urn:schemas-microsoft-com:office:office" xmlns:oel="http://schemas.microsoft.com/office/2019/extlst" xmlns:r="http://schemas.openxmlformats.org/officeDocument/2006/relationships" xmlns:m="http://schemas.openxmlformats.org/officeDocument/2006/math" xmlns:v="urn:schemas-microsoft-com:vml" xmlns:wp14="http://schemas.microsoft.com/office/word/2010/wordprocessingDrawing" xmlns:wp="http://schemas.openxmlformats.org/drawingml/2006/wordprocessingDrawing" xmlns:w10="urn:schemas-microsoft-com:office:word" xmlns:w="http://schemas.openxmlformats.org/wordprocessingml/2006/main" xmlns:w14="http://schemas.microsoft.com/office/word/2010/wordml" xmlns:w15="http://schemas.microsoft.com/office/word/2012/wordml" xmlns:w16cex="http://schemas.microsoft.com/office/word/2018/wordml/cex" xmlns:w16cid="http://schemas.microsoft.com/office/word/2016/wordml/cid" xmlns:w16="http://schemas.microsoft.com/office/word/2018/wordml" xmlns:w16du="http://schemas.microsoft.com/office/word/2023/wordml/word16du" xmlns:w16sdtdh="http://schemas.microsoft.com/office/word/2020/wordml/sdtdatahash" xmlns:w16sdtfl="http://schemas.microsoft.com/office/word/2024/wordml/sdtformatlock" xmlns:w16se="http://schemas.microsoft.com/office/word/2015/wordml/symex" xmlns:wpg="http://schemas.microsoft.com/office/word/2010/wordprocessingGroup" xmlns:wpi="http://schemas.microsoft.com/office/word/2010/wordprocessingInk" xmlns:wne="http://schemas.microsoft.com/office/word/2006/wordml" xmlns:wps="http://schemas.microsoft.com/office/word/2010/wordprocessingShape" mc:Ignorable="w14 w15 w16se w16cid w16 w16cex w16sdtdh w16sdtfl w16du wp14">
   <w:sdt>
     <w:sdtPr>
       <w:id w:val="4715308"/>
@@ -6814,7 +7139,6 @@
         <w:docPartUnique/>
       </w:docPartObj>
     </w:sdtPr>
-    <w:sdtEndPr/>
     <w:sdtContent>
       <w:sdt>
         <w:sdtPr>
@@ -6824,7 +7148,6 @@
             <w:docPartUnique/>
           </w:docPartObj>
         </w:sdtPr>
-        <w:sdtEndPr/>
         <w:sdtContent>
           <w:p>
             <w:pPr>
@@ -6867,7 +7190,7 @@
               <w:rPr>
                 <w:noProof/>
               </w:rPr>
-              <w:t>2020</w:t>
+              <w:t>2026</w:t>
             </w:r>
             <w:r>
               <w:fldChar w:fldCharType="end"/>
@@ -6950,7 +7273,7 @@
 </file>
 
 <file path=word/footnotes.xml><?xml version="1.0" encoding="utf-8"?>
-<w:footnotes xmlns:wpc="http://schemas.microsoft.com/office/word/2010/wordprocessingCanvas" xmlns:cx="http://schemas.microsoft.com/office/drawing/2014/chartex" xmlns:cx1="http://schemas.microsoft.com/office/drawing/2015/9/8/chartex" xmlns:cx2="http://schemas.microsoft.com/office/drawing/2015/10/21/chartex" xmlns:cx3="http://schemas.microsoft.com/office/drawing/2016/5/9/chartex" xmlns:cx4="http://schemas.microsoft.com/office/drawing/2016/5/10/chartex" xmlns:cx5="http://schemas.microsoft.com/office/drawing/2016/5/11/chartex" xmlns:cx6="http://schemas.microsoft.com/office/drawing/2016/5/12/chartex" xmlns:cx7="http://schemas.microsoft.com/office/drawing/2016/5/13/chartex" xmlns:cx8="http://schemas.microsoft.com/office/drawing/2016/5/14/chartex" xmlns:mc="http://schemas.openxmlformats.org/markup-compatibility/2006" xmlns:aink="http://schemas.microsoft.com/office/drawing/2016/ink" xmlns:am3d="http://schemas.microsoft.com/office/drawing/2017/model3d" xmlns:o="urn:schemas-microsoft-com:office:office" xmlns:r="http://schemas.openxmlformats.org/officeDocument/2006/relationships" xmlns:m="http://schemas.openxmlformats.org/officeDocument/2006/math" xmlns:v="urn:schemas-microsoft-com:vml" xmlns:wp14="http://schemas.microsoft.com/office/word/2010/wordprocessingDrawing" xmlns:wp="http://schemas.openxmlformats.org/drawingml/2006/wordprocessingDrawing" xmlns:w10="urn:schemas-microsoft-com:office:word" xmlns:w="http://schemas.openxmlformats.org/wordprocessingml/2006/main" xmlns:w14="http://schemas.microsoft.com/office/word/2010/wordml" xmlns:w15="http://schemas.microsoft.com/office/word/2012/wordml" xmlns:w16cid="http://schemas.microsoft.com/office/word/2016/wordml/cid" xmlns:w16se="http://schemas.microsoft.com/office/word/2015/wordml/symex" xmlns:wpg="http://schemas.microsoft.com/office/word/2010/wordprocessingGroup" xmlns:wpi="http://schemas.microsoft.com/office/word/2010/wordprocessingInk" xmlns:wne="http://schemas.microsoft.com/office/word/2006/wordml" xmlns:wps="http://schemas.microsoft.com/office/word/2010/wordprocessingShape" mc:Ignorable="w14 w15 w16se w16cid wp14">
+<w:footnotes xmlns:wpc="http://schemas.microsoft.com/office/word/2010/wordprocessingCanvas" xmlns:cx="http://schemas.microsoft.com/office/drawing/2014/chartex" xmlns:cx1="http://schemas.microsoft.com/office/drawing/2015/9/8/chartex" xmlns:cx2="http://schemas.microsoft.com/office/drawing/2015/10/21/chartex" xmlns:cx3="http://schemas.microsoft.com/office/drawing/2016/5/9/chartex" xmlns:cx4="http://schemas.microsoft.com/office/drawing/2016/5/10/chartex" xmlns:cx5="http://schemas.microsoft.com/office/drawing/2016/5/11/chartex" xmlns:cx6="http://schemas.microsoft.com/office/drawing/2016/5/12/chartex" xmlns:cx7="http://schemas.microsoft.com/office/drawing/2016/5/13/chartex" xmlns:cx8="http://schemas.microsoft.com/office/drawing/2016/5/14/chartex" xmlns:mc="http://schemas.openxmlformats.org/markup-compatibility/2006" xmlns:aink="http://schemas.microsoft.com/office/drawing/2016/ink" xmlns:am3d="http://schemas.microsoft.com/office/drawing/2017/model3d" xmlns:o="urn:schemas-microsoft-com:office:office" xmlns:oel="http://schemas.microsoft.com/office/2019/extlst" xmlns:r="http://schemas.openxmlformats.org/officeDocument/2006/relationships" xmlns:m="http://schemas.openxmlformats.org/officeDocument/2006/math" xmlns:v="urn:schemas-microsoft-com:vml" xmlns:wp14="http://schemas.microsoft.com/office/word/2010/wordprocessingDrawing" xmlns:wp="http://schemas.openxmlformats.org/drawingml/2006/wordprocessingDrawing" xmlns:w10="urn:schemas-microsoft-com:office:word" xmlns:w="http://schemas.openxmlformats.org/wordprocessingml/2006/main" xmlns:w14="http://schemas.microsoft.com/office/word/2010/wordml" xmlns:w15="http://schemas.microsoft.com/office/word/2012/wordml" xmlns:w16cex="http://schemas.microsoft.com/office/word/2018/wordml/cex" xmlns:w16cid="http://schemas.microsoft.com/office/word/2016/wordml/cid" xmlns:w16="http://schemas.microsoft.com/office/word/2018/wordml" xmlns:w16du="http://schemas.microsoft.com/office/word/2023/wordml/word16du" xmlns:w16sdtdh="http://schemas.microsoft.com/office/word/2020/wordml/sdtdatahash" xmlns:w16sdtfl="http://schemas.microsoft.com/office/word/2024/wordml/sdtformatlock" xmlns:w16se="http://schemas.microsoft.com/office/word/2015/wordml/symex" xmlns:wpg="http://schemas.microsoft.com/office/word/2010/wordprocessingGroup" xmlns:wpi="http://schemas.microsoft.com/office/word/2010/wordprocessingInk" xmlns:wne="http://schemas.microsoft.com/office/word/2006/wordml" xmlns:wps="http://schemas.microsoft.com/office/word/2010/wordprocessingShape" mc:Ignorable="w14 w15 w16se w16cid w16 w16cex w16sdtdh w16sdtfl w16du wp14">
   <w:footnote w:type="separator" w:id="-1">
     <w:p>
       <w:pPr>
@@ -6977,7 +7300,7 @@
 </file>
 
 <file path=word/header1.xml><?xml version="1.0" encoding="utf-8"?>
-<w:hdr xmlns:wpc="http://schemas.microsoft.com/office/word/2010/wordprocessingCanvas" xmlns:cx="http://schemas.microsoft.com/office/drawing/2014/chartex" xmlns:cx1="http://schemas.microsoft.com/office/drawing/2015/9/8/chartex" xmlns:cx2="http://schemas.microsoft.com/office/drawing/2015/10/21/chartex" xmlns:cx3="http://schemas.microsoft.com/office/drawing/2016/5/9/chartex" xmlns:cx4="http://schemas.microsoft.com/office/drawing/2016/5/10/chartex" xmlns:cx5="http://schemas.microsoft.com/office/drawing/2016/5/11/chartex" xmlns:cx6="http://schemas.microsoft.com/office/drawing/2016/5/12/chartex" xmlns:cx7="http://schemas.microsoft.com/office/drawing/2016/5/13/chartex" xmlns:cx8="http://schemas.microsoft.com/office/drawing/2016/5/14/chartex" xmlns:mc="http://schemas.openxmlformats.org/markup-compatibility/2006" xmlns:aink="http://schemas.microsoft.com/office/drawing/2016/ink" xmlns:am3d="http://schemas.microsoft.com/office/drawing/2017/model3d" xmlns:o="urn:schemas-microsoft-com:office:office" xmlns:r="http://schemas.openxmlformats.org/officeDocument/2006/relationships" xmlns:m="http://schemas.openxmlformats.org/officeDocument/2006/math" xmlns:v="urn:schemas-microsoft-com:vml" xmlns:wp14="http://schemas.microsoft.com/office/word/2010/wordprocessingDrawing" xmlns:wp="http://schemas.openxmlformats.org/drawingml/2006/wordprocessingDrawing" xmlns:w10="urn:schemas-microsoft-com:office:word" xmlns:w="http://schemas.openxmlformats.org/wordprocessingml/2006/main" xmlns:w14="http://schemas.microsoft.com/office/word/2010/wordml" xmlns:w15="http://schemas.microsoft.com/office/word/2012/wordml" xmlns:w16cid="http://schemas.microsoft.com/office/word/2016/wordml/cid" xmlns:w16se="http://schemas.microsoft.com/office/word/2015/wordml/symex" xmlns:wpg="http://schemas.microsoft.com/office/word/2010/wordprocessingGroup" xmlns:wpi="http://schemas.microsoft.com/office/word/2010/wordprocessingInk" xmlns:wne="http://schemas.microsoft.com/office/word/2006/wordml" xmlns:wps="http://schemas.microsoft.com/office/word/2010/wordprocessingShape" mc:Ignorable="w14 w15 w16se w16cid wp14">
+<w:hdr xmlns:wpc="http://schemas.microsoft.com/office/word/2010/wordprocessingCanvas" xmlns:cx="http://schemas.microsoft.com/office/drawing/2014/chartex" xmlns:cx1="http://schemas.microsoft.com/office/drawing/2015/9/8/chartex" xmlns:cx2="http://schemas.microsoft.com/office/drawing/2015/10/21/chartex" xmlns:cx3="http://schemas.microsoft.com/office/drawing/2016/5/9/chartex" xmlns:cx4="http://schemas.microsoft.com/office/drawing/2016/5/10/chartex" xmlns:cx5="http://schemas.microsoft.com/office/drawing/2016/5/11/chartex" xmlns:cx6="http://schemas.microsoft.com/office/drawing/2016/5/12/chartex" xmlns:cx7="http://schemas.microsoft.com/office/drawing/2016/5/13/chartex" xmlns:cx8="http://schemas.microsoft.com/office/drawing/2016/5/14/chartex" xmlns:mc="http://schemas.openxmlformats.org/markup-compatibility/2006" xmlns:aink="http://schemas.microsoft.com/office/drawing/2016/ink" xmlns:am3d="http://schemas.microsoft.com/office/drawing/2017/model3d" xmlns:o="urn:schemas-microsoft-com:office:office" xmlns:oel="http://schemas.microsoft.com/office/2019/extlst" xmlns:r="http://schemas.openxmlformats.org/officeDocument/2006/relationships" xmlns:m="http://schemas.openxmlformats.org/officeDocument/2006/math" xmlns:v="urn:schemas-microsoft-com:vml" xmlns:wp14="http://schemas.microsoft.com/office/word/2010/wordprocessingDrawing" xmlns:wp="http://schemas.openxmlformats.org/drawingml/2006/wordprocessingDrawing" xmlns:w10="urn:schemas-microsoft-com:office:word" xmlns:w="http://schemas.openxmlformats.org/wordprocessingml/2006/main" xmlns:w14="http://schemas.microsoft.com/office/word/2010/wordml" xmlns:w15="http://schemas.microsoft.com/office/word/2012/wordml" xmlns:w16cex="http://schemas.microsoft.com/office/word/2018/wordml/cex" xmlns:w16cid="http://schemas.microsoft.com/office/word/2016/wordml/cid" xmlns:w16="http://schemas.microsoft.com/office/word/2018/wordml" xmlns:w16du="http://schemas.microsoft.com/office/word/2023/wordml/word16du" xmlns:w16sdtdh="http://schemas.microsoft.com/office/word/2020/wordml/sdtdatahash" xmlns:w16sdtfl="http://schemas.microsoft.com/office/word/2024/wordml/sdtformatlock" xmlns:w16se="http://schemas.microsoft.com/office/word/2015/wordml/symex" xmlns:wpg="http://schemas.microsoft.com/office/word/2010/wordprocessingGroup" xmlns:wpi="http://schemas.microsoft.com/office/word/2010/wordprocessingInk" xmlns:wne="http://schemas.microsoft.com/office/word/2006/wordml" xmlns:wps="http://schemas.microsoft.com/office/word/2010/wordprocessingShape" mc:Ignorable="w14 w15 w16se w16cid w16 w16cex w16sdtdh w16sdtfl w16du wp14">
   <w:p>
     <w:pPr>
       <w:pStyle w:val="Header"/>
@@ -7082,7 +7405,7 @@
 </file>
 
 <file path=word/header2.xml><?xml version="1.0" encoding="utf-8"?>
-<w:hdr xmlns:wpc="http://schemas.microsoft.com/office/word/2010/wordprocessingCanvas" xmlns:cx="http://schemas.microsoft.com/office/drawing/2014/chartex" xmlns:cx1="http://schemas.microsoft.com/office/drawing/2015/9/8/chartex" xmlns:cx2="http://schemas.microsoft.com/office/drawing/2015/10/21/chartex" xmlns:cx3="http://schemas.microsoft.com/office/drawing/2016/5/9/chartex" xmlns:cx4="http://schemas.microsoft.com/office/drawing/2016/5/10/chartex" xmlns:cx5="http://schemas.microsoft.com/office/drawing/2016/5/11/chartex" xmlns:cx6="http://schemas.microsoft.com/office/drawing/2016/5/12/chartex" xmlns:cx7="http://schemas.microsoft.com/office/drawing/2016/5/13/chartex" xmlns:cx8="http://schemas.microsoft.com/office/drawing/2016/5/14/chartex" xmlns:mc="http://schemas.openxmlformats.org/markup-compatibility/2006" xmlns:aink="http://schemas.microsoft.com/office/drawing/2016/ink" xmlns:am3d="http://schemas.microsoft.com/office/drawing/2017/model3d" xmlns:o="urn:schemas-microsoft-com:office:office" xmlns:r="http://schemas.openxmlformats.org/officeDocument/2006/relationships" xmlns:m="http://schemas.openxmlformats.org/officeDocument/2006/math" xmlns:v="urn:schemas-microsoft-com:vml" xmlns:wp14="http://schemas.microsoft.com/office/word/2010/wordprocessingDrawing" xmlns:wp="http://schemas.openxmlformats.org/drawingml/2006/wordprocessingDrawing" xmlns:w10="urn:schemas-microsoft-com:office:word" xmlns:w="http://schemas.openxmlformats.org/wordprocessingml/2006/main" xmlns:w14="http://schemas.microsoft.com/office/word/2010/wordml" xmlns:w15="http://schemas.microsoft.com/office/word/2012/wordml" xmlns:w16cid="http://schemas.microsoft.com/office/word/2016/wordml/cid" xmlns:w16se="http://schemas.microsoft.com/office/word/2015/wordml/symex" xmlns:wpg="http://schemas.microsoft.com/office/word/2010/wordprocessingGroup" xmlns:wpi="http://schemas.microsoft.com/office/word/2010/wordprocessingInk" xmlns:wne="http://schemas.microsoft.com/office/word/2006/wordml" xmlns:wps="http://schemas.microsoft.com/office/word/2010/wordprocessingShape" mc:Ignorable="w14 w15 w16se w16cid wp14">
+<w:hdr xmlns:wpc="http://schemas.microsoft.com/office/word/2010/wordprocessingCanvas" xmlns:cx="http://schemas.microsoft.com/office/drawing/2014/chartex" xmlns:cx1="http://schemas.microsoft.com/office/drawing/2015/9/8/chartex" xmlns:cx2="http://schemas.microsoft.com/office/drawing/2015/10/21/chartex" xmlns:cx3="http://schemas.microsoft.com/office/drawing/2016/5/9/chartex" xmlns:cx4="http://schemas.microsoft.com/office/drawing/2016/5/10/chartex" xmlns:cx5="http://schemas.microsoft.com/office/drawing/2016/5/11/chartex" xmlns:cx6="http://schemas.microsoft.com/office/drawing/2016/5/12/chartex" xmlns:cx7="http://schemas.microsoft.com/office/drawing/2016/5/13/chartex" xmlns:cx8="http://schemas.microsoft.com/office/drawing/2016/5/14/chartex" xmlns:mc="http://schemas.openxmlformats.org/markup-compatibility/2006" xmlns:aink="http://schemas.microsoft.com/office/drawing/2016/ink" xmlns:am3d="http://schemas.microsoft.com/office/drawing/2017/model3d" xmlns:o="urn:schemas-microsoft-com:office:office" xmlns:oel="http://schemas.microsoft.com/office/2019/extlst" xmlns:r="http://schemas.openxmlformats.org/officeDocument/2006/relationships" xmlns:m="http://schemas.openxmlformats.org/officeDocument/2006/math" xmlns:v="urn:schemas-microsoft-com:vml" xmlns:wp14="http://schemas.microsoft.com/office/word/2010/wordprocessingDrawing" xmlns:wp="http://schemas.openxmlformats.org/drawingml/2006/wordprocessingDrawing" xmlns:w10="urn:schemas-microsoft-com:office:word" xmlns:w="http://schemas.openxmlformats.org/wordprocessingml/2006/main" xmlns:w14="http://schemas.microsoft.com/office/word/2010/wordml" xmlns:w15="http://schemas.microsoft.com/office/word/2012/wordml" xmlns:w16cex="http://schemas.microsoft.com/office/word/2018/wordml/cex" xmlns:w16cid="http://schemas.microsoft.com/office/word/2016/wordml/cid" xmlns:w16="http://schemas.microsoft.com/office/word/2018/wordml" xmlns:w16du="http://schemas.microsoft.com/office/word/2023/wordml/word16du" xmlns:w16sdtdh="http://schemas.microsoft.com/office/word/2020/wordml/sdtdatahash" xmlns:w16sdtfl="http://schemas.microsoft.com/office/word/2024/wordml/sdtformatlock" xmlns:w16se="http://schemas.microsoft.com/office/word/2015/wordml/symex" xmlns:wpg="http://schemas.microsoft.com/office/word/2010/wordprocessingGroup" xmlns:wpi="http://schemas.microsoft.com/office/word/2010/wordprocessingInk" xmlns:wne="http://schemas.microsoft.com/office/word/2006/wordml" xmlns:wps="http://schemas.microsoft.com/office/word/2010/wordprocessingShape" mc:Ignorable="w14 w15 w16se w16cid w16 w16cex w16sdtdh w16sdtfl w16du wp14">
   <w:p>
     <w:pPr>
       <w:pStyle w:val="Header"/>
@@ -7163,7 +7486,7 @@
 </file>
 
 <file path=word/header3.xml><?xml version="1.0" encoding="utf-8"?>
-<w:hdr xmlns:wpc="http://schemas.microsoft.com/office/word/2010/wordprocessingCanvas" xmlns:cx="http://schemas.microsoft.com/office/drawing/2014/chartex" xmlns:cx1="http://schemas.microsoft.com/office/drawing/2015/9/8/chartex" xmlns:cx2="http://schemas.microsoft.com/office/drawing/2015/10/21/chartex" xmlns:cx3="http://schemas.microsoft.com/office/drawing/2016/5/9/chartex" xmlns:cx4="http://schemas.microsoft.com/office/drawing/2016/5/10/chartex" xmlns:cx5="http://schemas.microsoft.com/office/drawing/2016/5/11/chartex" xmlns:cx6="http://schemas.microsoft.com/office/drawing/2016/5/12/chartex" xmlns:cx7="http://schemas.microsoft.com/office/drawing/2016/5/13/chartex" xmlns:cx8="http://schemas.microsoft.com/office/drawing/2016/5/14/chartex" xmlns:mc="http://schemas.openxmlformats.org/markup-compatibility/2006" xmlns:aink="http://schemas.microsoft.com/office/drawing/2016/ink" xmlns:am3d="http://schemas.microsoft.com/office/drawing/2017/model3d" xmlns:o="urn:schemas-microsoft-com:office:office" xmlns:r="http://schemas.openxmlformats.org/officeDocument/2006/relationships" xmlns:m="http://schemas.openxmlformats.org/officeDocument/2006/math" xmlns:v="urn:schemas-microsoft-com:vml" xmlns:wp14="http://schemas.microsoft.com/office/word/2010/wordprocessingDrawing" xmlns:wp="http://schemas.openxmlformats.org/drawingml/2006/wordprocessingDrawing" xmlns:w10="urn:schemas-microsoft-com:office:word" xmlns:w="http://schemas.openxmlformats.org/wordprocessingml/2006/main" xmlns:w14="http://schemas.microsoft.com/office/word/2010/wordml" xmlns:w15="http://schemas.microsoft.com/office/word/2012/wordml" xmlns:w16cid="http://schemas.microsoft.com/office/word/2016/wordml/cid" xmlns:w16se="http://schemas.microsoft.com/office/word/2015/wordml/symex" xmlns:wpg="http://schemas.microsoft.com/office/word/2010/wordprocessingGroup" xmlns:wpi="http://schemas.microsoft.com/office/word/2010/wordprocessingInk" xmlns:wne="http://schemas.microsoft.com/office/word/2006/wordml" xmlns:wps="http://schemas.microsoft.com/office/word/2010/wordprocessingShape" mc:Ignorable="w14 w15 w16se w16cid wp14">
+<w:hdr xmlns:wpc="http://schemas.microsoft.com/office/word/2010/wordprocessingCanvas" xmlns:cx="http://schemas.microsoft.com/office/drawing/2014/chartex" xmlns:cx1="http://schemas.microsoft.com/office/drawing/2015/9/8/chartex" xmlns:cx2="http://schemas.microsoft.com/office/drawing/2015/10/21/chartex" xmlns:cx3="http://schemas.microsoft.com/office/drawing/2016/5/9/chartex" xmlns:cx4="http://schemas.microsoft.com/office/drawing/2016/5/10/chartex" xmlns:cx5="http://schemas.microsoft.com/office/drawing/2016/5/11/chartex" xmlns:cx6="http://schemas.microsoft.com/office/drawing/2016/5/12/chartex" xmlns:cx7="http://schemas.microsoft.com/office/drawing/2016/5/13/chartex" xmlns:cx8="http://schemas.microsoft.com/office/drawing/2016/5/14/chartex" xmlns:mc="http://schemas.openxmlformats.org/markup-compatibility/2006" xmlns:aink="http://schemas.microsoft.com/office/drawing/2016/ink" xmlns:am3d="http://schemas.microsoft.com/office/drawing/2017/model3d" xmlns:o="urn:schemas-microsoft-com:office:office" xmlns:oel="http://schemas.microsoft.com/office/2019/extlst" xmlns:r="http://schemas.openxmlformats.org/officeDocument/2006/relationships" xmlns:m="http://schemas.openxmlformats.org/officeDocument/2006/math" xmlns:v="urn:schemas-microsoft-com:vml" xmlns:wp14="http://schemas.microsoft.com/office/word/2010/wordprocessingDrawing" xmlns:wp="http://schemas.openxmlformats.org/drawingml/2006/wordprocessingDrawing" xmlns:w10="urn:schemas-microsoft-com:office:word" xmlns:w="http://schemas.openxmlformats.org/wordprocessingml/2006/main" xmlns:w14="http://schemas.microsoft.com/office/word/2010/wordml" xmlns:w15="http://schemas.microsoft.com/office/word/2012/wordml" xmlns:w16cex="http://schemas.microsoft.com/office/word/2018/wordml/cex" xmlns:w16cid="http://schemas.microsoft.com/office/word/2016/wordml/cid" xmlns:w16="http://schemas.microsoft.com/office/word/2018/wordml" xmlns:w16du="http://schemas.microsoft.com/office/word/2023/wordml/word16du" xmlns:w16sdtdh="http://schemas.microsoft.com/office/word/2020/wordml/sdtdatahash" xmlns:w16sdtfl="http://schemas.microsoft.com/office/word/2024/wordml/sdtformatlock" xmlns:w16se="http://schemas.microsoft.com/office/word/2015/wordml/symex" xmlns:wpg="http://schemas.microsoft.com/office/word/2010/wordprocessingGroup" xmlns:wpi="http://schemas.microsoft.com/office/word/2010/wordprocessingInk" xmlns:wne="http://schemas.microsoft.com/office/word/2006/wordml" xmlns:wps="http://schemas.microsoft.com/office/word/2010/wordprocessingShape" mc:Ignorable="w14 w15 w16se w16cid w16 w16cex w16sdtdh w16sdtfl w16du wp14">
   <w:p>
     <w:pPr>
       <w:pStyle w:val="Header"/>
@@ -7173,7 +7496,7 @@
 </file>
 
 <file path=word/numbering.xml><?xml version="1.0" encoding="utf-8"?>
-<w:numbering xmlns:wpc="http://schemas.microsoft.com/office/word/2010/wordprocessingCanvas" xmlns:cx="http://schemas.microsoft.com/office/drawing/2014/chartex" xmlns:cx1="http://schemas.microsoft.com/office/drawing/2015/9/8/chartex" xmlns:cx2="http://schemas.microsoft.com/office/drawing/2015/10/21/chartex" xmlns:cx3="http://schemas.microsoft.com/office/drawing/2016/5/9/chartex" xmlns:cx4="http://schemas.microsoft.com/office/drawing/2016/5/10/chartex" xmlns:cx5="http://schemas.microsoft.com/office/drawing/2016/5/11/chartex" xmlns:cx6="http://schemas.microsoft.com/office/drawing/2016/5/12/chartex" xmlns:cx7="http://schemas.microsoft.com/office/drawing/2016/5/13/chartex" xmlns:cx8="http://schemas.microsoft.com/office/drawing/2016/5/14/chartex" xmlns:mc="http://schemas.openxmlformats.org/markup-compatibility/2006" xmlns:aink="http://schemas.microsoft.com/office/drawing/2016/ink" xmlns:am3d="http://schemas.microsoft.com/office/drawing/2017/model3d" xmlns:o="urn:schemas-microsoft-com:office:office" xmlns:r="http://schemas.openxmlformats.org/officeDocument/2006/relationships" xmlns:m="http://schemas.openxmlformats.org/officeDocument/2006/math" xmlns:v="urn:schemas-microsoft-com:vml" xmlns:wp14="http://schemas.microsoft.com/office/word/2010/wordprocessingDrawing" xmlns:wp="http://schemas.openxmlformats.org/drawingml/2006/wordprocessingDrawing" xmlns:w10="urn:schemas-microsoft-com:office:word" xmlns:w="http://schemas.openxmlformats.org/wordprocessingml/2006/main" xmlns:w14="http://schemas.microsoft.com/office/word/2010/wordml" xmlns:w15="http://schemas.microsoft.com/office/word/2012/wordml" xmlns:w16cid="http://schemas.microsoft.com/office/word/2016/wordml/cid" xmlns:w16se="http://schemas.microsoft.com/office/word/2015/wordml/symex" xmlns:wpg="http://schemas.microsoft.com/office/word/2010/wordprocessingGroup" xmlns:wpi="http://schemas.microsoft.com/office/word/2010/wordprocessingInk" xmlns:wne="http://schemas.microsoft.com/office/word/2006/wordml" xmlns:wps="http://schemas.microsoft.com/office/word/2010/wordprocessingShape" mc:Ignorable="w14 w15 w16se w16cid wp14">
+<w:numbering xmlns:wpc="http://schemas.microsoft.com/office/word/2010/wordprocessingCanvas" xmlns:cx="http://schemas.microsoft.com/office/drawing/2014/chartex" xmlns:cx1="http://schemas.microsoft.com/office/drawing/2015/9/8/chartex" xmlns:cx2="http://schemas.microsoft.com/office/drawing/2015/10/21/chartex" xmlns:cx3="http://schemas.microsoft.com/office/drawing/2016/5/9/chartex" xmlns:cx4="http://schemas.microsoft.com/office/drawing/2016/5/10/chartex" xmlns:cx5="http://schemas.microsoft.com/office/drawing/2016/5/11/chartex" xmlns:cx6="http://schemas.microsoft.com/office/drawing/2016/5/12/chartex" xmlns:cx7="http://schemas.microsoft.com/office/drawing/2016/5/13/chartex" xmlns:cx8="http://schemas.microsoft.com/office/drawing/2016/5/14/chartex" xmlns:mc="http://schemas.openxmlformats.org/markup-compatibility/2006" xmlns:aink="http://schemas.microsoft.com/office/drawing/2016/ink" xmlns:am3d="http://schemas.microsoft.com/office/drawing/2017/model3d" xmlns:o="urn:schemas-microsoft-com:office:office" xmlns:oel="http://schemas.microsoft.com/office/2019/extlst" xmlns:r="http://schemas.openxmlformats.org/officeDocument/2006/relationships" xmlns:m="http://schemas.openxmlformats.org/officeDocument/2006/math" xmlns:v="urn:schemas-microsoft-com:vml" xmlns:wp14="http://schemas.microsoft.com/office/word/2010/wordprocessingDrawing" xmlns:wp="http://schemas.openxmlformats.org/drawingml/2006/wordprocessingDrawing" xmlns:w10="urn:schemas-microsoft-com:office:word" xmlns:w="http://schemas.openxmlformats.org/wordprocessingml/2006/main" xmlns:w14="http://schemas.microsoft.com/office/word/2010/wordml" xmlns:w15="http://schemas.microsoft.com/office/word/2012/wordml" xmlns:w16cex="http://schemas.microsoft.com/office/word/2018/wordml/cex" xmlns:w16cid="http://schemas.microsoft.com/office/word/2016/wordml/cid" xmlns:w16="http://schemas.microsoft.com/office/word/2018/wordml" xmlns:w16du="http://schemas.microsoft.com/office/word/2023/wordml/word16du" xmlns:w16sdtdh="http://schemas.microsoft.com/office/word/2020/wordml/sdtdatahash" xmlns:w16sdtfl="http://schemas.microsoft.com/office/word/2024/wordml/sdtformatlock" xmlns:w16se="http://schemas.microsoft.com/office/word/2015/wordml/symex" xmlns:wpg="http://schemas.microsoft.com/office/word/2010/wordprocessingGroup" xmlns:wpi="http://schemas.microsoft.com/office/word/2010/wordprocessingInk" xmlns:wne="http://schemas.microsoft.com/office/word/2006/wordml" xmlns:wps="http://schemas.microsoft.com/office/word/2010/wordprocessingShape" mc:Ignorable="w14 w15 w16se w16cid w16 w16cex w16sdtdh w16sdtfl w16du wp14">
   <w:abstractNum w:abstractNumId="0" w15:restartNumberingAfterBreak="0">
     <w:nsid w:val="01A42758"/>
     <w:multiLevelType w:val="hybridMultilevel"/>
@@ -9837,95 +10160,95 @@
       </w:pPr>
     </w:lvl>
   </w:abstractNum>
-  <w:num w:numId="1">
+  <w:num w:numId="1" w16cid:durableId="2102292741">
     <w:abstractNumId w:val="3"/>
   </w:num>
-  <w:num w:numId="2">
+  <w:num w:numId="2" w16cid:durableId="1389960208">
     <w:abstractNumId w:val="15"/>
   </w:num>
-  <w:num w:numId="3">
+  <w:num w:numId="3" w16cid:durableId="1541627241">
     <w:abstractNumId w:val="25"/>
   </w:num>
-  <w:num w:numId="4">
+  <w:num w:numId="4" w16cid:durableId="315577480">
     <w:abstractNumId w:val="25"/>
     <w:lvlOverride w:ilvl="0">
       <w:startOverride w:val="1"/>
     </w:lvlOverride>
   </w:num>
-  <w:num w:numId="5">
+  <w:num w:numId="5" w16cid:durableId="391120852">
     <w:abstractNumId w:val="12"/>
   </w:num>
-  <w:num w:numId="6">
+  <w:num w:numId="6" w16cid:durableId="173615667">
     <w:abstractNumId w:val="2"/>
   </w:num>
-  <w:num w:numId="7">
+  <w:num w:numId="7" w16cid:durableId="544950500">
     <w:abstractNumId w:val="18"/>
   </w:num>
-  <w:num w:numId="8">
+  <w:num w:numId="8" w16cid:durableId="1798134092">
     <w:abstractNumId w:val="1"/>
   </w:num>
-  <w:num w:numId="9">
+  <w:num w:numId="9" w16cid:durableId="2086487139">
     <w:abstractNumId w:val="11"/>
   </w:num>
-  <w:num w:numId="10">
+  <w:num w:numId="10" w16cid:durableId="1143347307">
     <w:abstractNumId w:val="22"/>
   </w:num>
-  <w:num w:numId="11">
+  <w:num w:numId="11" w16cid:durableId="413671694">
     <w:abstractNumId w:val="13"/>
   </w:num>
-  <w:num w:numId="12">
+  <w:num w:numId="12" w16cid:durableId="1174300556">
     <w:abstractNumId w:val="23"/>
   </w:num>
-  <w:num w:numId="13">
+  <w:num w:numId="13" w16cid:durableId="1296375514">
     <w:abstractNumId w:val="14"/>
   </w:num>
-  <w:num w:numId="14">
+  <w:num w:numId="14" w16cid:durableId="1053652880">
     <w:abstractNumId w:val="21"/>
   </w:num>
-  <w:num w:numId="15">
+  <w:num w:numId="15" w16cid:durableId="85924513">
     <w:abstractNumId w:val="20"/>
   </w:num>
-  <w:num w:numId="16">
+  <w:num w:numId="16" w16cid:durableId="899831331">
     <w:abstractNumId w:val="9"/>
   </w:num>
-  <w:num w:numId="17">
+  <w:num w:numId="17" w16cid:durableId="153491628">
     <w:abstractNumId w:val="4"/>
   </w:num>
-  <w:num w:numId="18">
+  <w:num w:numId="18" w16cid:durableId="1783961280">
     <w:abstractNumId w:val="8"/>
   </w:num>
-  <w:num w:numId="19">
+  <w:num w:numId="19" w16cid:durableId="255749158">
     <w:abstractNumId w:val="0"/>
   </w:num>
-  <w:num w:numId="20">
+  <w:num w:numId="20" w16cid:durableId="148980951">
     <w:abstractNumId w:val="7"/>
   </w:num>
-  <w:num w:numId="21">
+  <w:num w:numId="21" w16cid:durableId="1637682692">
     <w:abstractNumId w:val="6"/>
   </w:num>
-  <w:num w:numId="22">
+  <w:num w:numId="22" w16cid:durableId="1961646774">
     <w:abstractNumId w:val="10"/>
   </w:num>
-  <w:num w:numId="23">
+  <w:num w:numId="23" w16cid:durableId="1234045627">
     <w:abstractNumId w:val="17"/>
   </w:num>
-  <w:num w:numId="24">
+  <w:num w:numId="24" w16cid:durableId="2027438578">
     <w:abstractNumId w:val="19"/>
   </w:num>
-  <w:num w:numId="25">
+  <w:num w:numId="25" w16cid:durableId="117572130">
     <w:abstractNumId w:val="24"/>
   </w:num>
-  <w:num w:numId="26">
+  <w:num w:numId="26" w16cid:durableId="915095204">
     <w:abstractNumId w:val="5"/>
   </w:num>
-  <w:num w:numId="27">
+  <w:num w:numId="27" w16cid:durableId="1497964301">
     <w:abstractNumId w:val="16"/>
   </w:num>
 </w:numbering>
 </file>
 
 <file path=word/styles.xml><?xml version="1.0" encoding="utf-8"?>
-<w:styles xmlns:mc="http://schemas.openxmlformats.org/markup-compatibility/2006" xmlns:r="http://schemas.openxmlformats.org/officeDocument/2006/relationships" xmlns:w="http://schemas.openxmlformats.org/wordprocessingml/2006/main" xmlns:w14="http://schemas.microsoft.com/office/word/2010/wordml" xmlns:w15="http://schemas.microsoft.com/office/word/2012/wordml" xmlns:w16cid="http://schemas.microsoft.com/office/word/2016/wordml/cid" xmlns:w16se="http://schemas.microsoft.com/office/word/2015/wordml/symex" mc:Ignorable="w14 w15 w16se w16cid">
+<w:styles xmlns:mc="http://schemas.openxmlformats.org/markup-compatibility/2006" xmlns:r="http://schemas.openxmlformats.org/officeDocument/2006/relationships" xmlns:w="http://schemas.openxmlformats.org/wordprocessingml/2006/main" xmlns:w14="http://schemas.microsoft.com/office/word/2010/wordml" xmlns:w15="http://schemas.microsoft.com/office/word/2012/wordml" xmlns:w16cex="http://schemas.microsoft.com/office/word/2018/wordml/cex" xmlns:w16cid="http://schemas.microsoft.com/office/word/2016/wordml/cid" xmlns:w16="http://schemas.microsoft.com/office/word/2018/wordml" xmlns:w16du="http://schemas.microsoft.com/office/word/2023/wordml/word16du" xmlns:w16sdtdh="http://schemas.microsoft.com/office/word/2020/wordml/sdtdatahash" xmlns:w16sdtfl="http://schemas.microsoft.com/office/word/2024/wordml/sdtformatlock" xmlns:w16se="http://schemas.microsoft.com/office/word/2015/wordml/symex" mc:Ignorable="w14 w15 w16se w16cid w16 w16cex w16sdtdh w16sdtfl w16du">
   <w:docDefaults>
     <w:rPrDefault>
       <w:rPr>
@@ -10047,6 +10370,7 @@
     <w:lsdException w:name="HTML Sample" w:semiHidden="1" w:unhideWhenUsed="1"/>
     <w:lsdException w:name="HTML Typewriter" w:semiHidden="1" w:unhideWhenUsed="1"/>
     <w:lsdException w:name="HTML Variable" w:semiHidden="1" w:unhideWhenUsed="1"/>
+    <w:lsdException w:name="Normal Table" w:semiHidden="1" w:unhideWhenUsed="1"/>
     <w:lsdException w:name="annotation subject" w:semiHidden="1" w:unhideWhenUsed="1"/>
     <w:lsdException w:name="No List" w:semiHidden="1" w:unhideWhenUsed="1"/>
     <w:lsdException w:name="Outline List 1" w:semiHidden="1" w:unhideWhenUsed="1"/>
@@ -10093,8 +10417,10 @@
     <w:lsdException w:name="Table Subtle 2" w:semiHidden="1" w:unhideWhenUsed="1"/>
     <w:lsdException w:name="Table Web 1" w:semiHidden="1" w:unhideWhenUsed="1"/>
     <w:lsdException w:name="Table Web 2" w:semiHidden="1" w:unhideWhenUsed="1"/>
+    <w:lsdException w:name="Table Web 3" w:semiHidden="1" w:unhideWhenUsed="1"/>
     <w:lsdException w:name="Balloon Text" w:semiHidden="1" w:unhideWhenUsed="1"/>
     <w:lsdException w:name="Table Grid" w:uiPriority="39"/>
+    <w:lsdException w:name="Table Theme" w:semiHidden="1" w:unhideWhenUsed="1"/>
     <w:lsdException w:name="Placeholder Text" w:semiHidden="1"/>
     <w:lsdException w:name="No Spacing" w:uiPriority="1" w:qFormat="1"/>
     <w:lsdException w:name="Light Shading" w:uiPriority="60"/>
@@ -11138,6 +11464,21 @@
       <w:color w:val="333E48"/>
     </w:rPr>
   </w:style>
+  <w:style w:type="paragraph" w:styleId="Revision">
+    <w:name w:val="Revision"/>
+    <w:hidden/>
+    <w:uiPriority w:val="99"/>
+    <w:semiHidden/>
+    <w:rsid w:val="007F0300"/>
+    <w:pPr>
+      <w:spacing w:after="0" w:line="240" w:lineRule="auto"/>
+    </w:pPr>
+    <w:rPr>
+      <w:rFonts w:ascii="Calibri" w:hAnsi="Calibri"/>
+      <w:color w:val="333E48"/>
+      <w:lang w:val="en-US"/>
+    </w:rPr>
+  </w:style>
 </w:styles>
 </file>
 
